--- a/lessons/3-4/downloads/reveal/teacher/3.4-homework-packet-level-1.docx
+++ b/lessons/3-4/downloads/reveal/teacher/3.4-homework-packet-level-1.docx
@@ -78,14 +78,15 @@
           <w:caps/>
           <w:color w:val="003A70"/>
           <w:spacing w:val="12"/>
-          <w:sz w:val="21"/>
+          <w:sz w:val="22"/>
           <w:szCs w:val="21"/>
         </w:rPr>
-        <w:t xml:space="preserve">Lesson 3-4  ·  Homework Packet  ·  Level 1  ·  Sheet 1 of 2</w:t>
+        <w:t xml:space="preserve">Lesson 3-4  ·  Homework Packet  ·  Supported  ·  Session 1 · pages 1–2</w:t>
       </w:r>
     </w:p>
     <w:p>
       <w:pPr>
+        <w:pStyle w:val="Heading1"/>
         <w:keepNext/>
         <w:spacing w:before="0" w:after="10" w:line="240" w:lineRule="auto"/>
       </w:pPr>
@@ -111,7 +112,7 @@
         <w:rPr>
           <w:rFonts w:ascii="Avenir Next" w:hAnsi="Avenir Next" w:cs="Avenir Next" w:eastAsia="Avenir Next"/>
           <w:color w:val="5A5F66"/>
-          <w:sz w:val="17"/>
+          <w:sz w:val="22"/>
           <w:szCs w:val="17"/>
         </w:rPr>
         <w:t xml:space="preserve">Maryland Standard 6.RP.A.3a   ·   Learning target — I can turn a ratio into ordered pairs and plot them on a coordinate plane.</w:t>
@@ -158,6 +159,7 @@
           </w:tcPr>
           <w:p>
             <w:pPr>
+              <w:pStyle w:val="Heading2"/>
               <w:spacing w:before="0" w:after="40" w:line="264" w:lineRule="auto"/>
             </w:pPr>
             <w:r>
@@ -185,44 +187,44 @@
                 <w:rFonts w:ascii="Avenir Next" w:hAnsi="Avenir Next" w:cs="Avenir Next" w:eastAsia="Avenir Next"/>
                 <w:b/>
                 <w:color w:val="003A70"/>
+                <w:sz w:val="22"/>
+                <w:szCs w:val="18"/>
+              </w:rPr>
+              <w:t xml:space="preserve">•</w:t>
+            </w:r>
+            <w:r>
+              <w:rPr>
+                <w:rFonts w:ascii="Avenir Next" w:hAnsi="Avenir Next" w:cs="Avenir Next" w:eastAsia="Avenir Next"/>
+                <w:color w:val="1A1A1A"/>
                 <w:sz w:val="18"/>
                 <w:szCs w:val="18"/>
               </w:rPr>
-              <w:t xml:space="preserve">•</w:t>
-            </w:r>
-            <w:r>
-              <w:rPr>
-                <w:rFonts w:ascii="Avenir Next" w:hAnsi="Avenir Next" w:cs="Avenir Next" w:eastAsia="Avenir Next"/>
-                <w:color w:val="1A1A1A"/>
-                <w:sz w:val="18"/>
+              <w:tab/>
+            </w:r>
+            <w:r>
+              <w:rPr>
+                <w:rFonts w:ascii="Avenir Next" w:hAnsi="Avenir Next" w:cs="Avenir Next" w:eastAsia="Avenir Next"/>
+                <w:color w:val="1A1A1A"/>
+                <w:sz w:val="22"/>
                 <w:szCs w:val="18"/>
               </w:rPr>
-              <w:tab/>
-            </w:r>
-            <w:r>
-              <w:rPr>
-                <w:rFonts w:ascii="Avenir Next" w:hAnsi="Avenir Next" w:cs="Avenir Next" w:eastAsia="Avenir Next"/>
-                <w:color w:val="1A1A1A"/>
-                <w:sz w:val="18"/>
+              <w:t xml:space="preserve">Write each pair from a ratio table as an </w:t>
+            </w:r>
+            <w:r>
+              <w:rPr>
+                <w:rFonts w:ascii="Avenir Next" w:hAnsi="Avenir Next" w:cs="Avenir Next" w:eastAsia="Avenir Next"/>
+                <w:b/>
+                <w:color w:val="1A1A1A"/>
+                <w:sz w:val="22"/>
                 <w:szCs w:val="18"/>
               </w:rPr>
-              <w:t xml:space="preserve">Write each pair from a ratio table as an </w:t>
-            </w:r>
-            <w:r>
-              <w:rPr>
-                <w:rFonts w:ascii="Avenir Next" w:hAnsi="Avenir Next" w:cs="Avenir Next" w:eastAsia="Avenir Next"/>
-                <w:b/>
-                <w:color w:val="1A1A1A"/>
-                <w:sz w:val="18"/>
-                <w:szCs w:val="18"/>
-              </w:rPr>
               <w:t xml:space="preserve">ordered pair (x, y)</w:t>
             </w:r>
             <w:r>
               <w:rPr>
                 <w:rFonts w:ascii="Avenir Next" w:hAnsi="Avenir Next" w:cs="Avenir Next" w:eastAsia="Avenir Next"/>
                 <w:color w:val="1A1A1A"/>
-                <w:sz w:val="18"/>
+                <w:sz w:val="22"/>
                 <w:szCs w:val="18"/>
               </w:rPr>
               <w:t xml:space="preserve">. The first quantity is x.</w:t>
@@ -241,44 +243,44 @@
                 <w:rFonts w:ascii="Avenir Next" w:hAnsi="Avenir Next" w:cs="Avenir Next" w:eastAsia="Avenir Next"/>
                 <w:b/>
                 <w:color w:val="003A70"/>
+                <w:sz w:val="22"/>
+                <w:szCs w:val="18"/>
+              </w:rPr>
+              <w:t xml:space="preserve">•</w:t>
+            </w:r>
+            <w:r>
+              <w:rPr>
+                <w:rFonts w:ascii="Avenir Next" w:hAnsi="Avenir Next" w:cs="Avenir Next" w:eastAsia="Avenir Next"/>
+                <w:color w:val="1A1A1A"/>
                 <w:sz w:val="18"/>
                 <w:szCs w:val="18"/>
               </w:rPr>
-              <w:t xml:space="preserve">•</w:t>
-            </w:r>
-            <w:r>
-              <w:rPr>
-                <w:rFonts w:ascii="Avenir Next" w:hAnsi="Avenir Next" w:cs="Avenir Next" w:eastAsia="Avenir Next"/>
-                <w:color w:val="1A1A1A"/>
-                <w:sz w:val="18"/>
+              <w:tab/>
+            </w:r>
+            <w:r>
+              <w:rPr>
+                <w:rFonts w:ascii="Avenir Next" w:hAnsi="Avenir Next" w:cs="Avenir Next" w:eastAsia="Avenir Next"/>
+                <w:color w:val="1A1A1A"/>
+                <w:sz w:val="22"/>
                 <w:szCs w:val="18"/>
               </w:rPr>
-              <w:tab/>
-            </w:r>
-            <w:r>
-              <w:rPr>
-                <w:rFonts w:ascii="Avenir Next" w:hAnsi="Avenir Next" w:cs="Avenir Next" w:eastAsia="Avenir Next"/>
-                <w:color w:val="1A1A1A"/>
-                <w:sz w:val="18"/>
+              <w:t xml:space="preserve">Points for equivalent ratios lie on a </w:t>
+            </w:r>
+            <w:r>
+              <w:rPr>
+                <w:rFonts w:ascii="Avenir Next" w:hAnsi="Avenir Next" w:cs="Avenir Next" w:eastAsia="Avenir Next"/>
+                <w:b/>
+                <w:color w:val="1A1A1A"/>
+                <w:sz w:val="22"/>
                 <w:szCs w:val="18"/>
               </w:rPr>
-              <w:t xml:space="preserve">Points for equivalent ratios lie on a </w:t>
-            </w:r>
-            <w:r>
-              <w:rPr>
-                <w:rFonts w:ascii="Avenir Next" w:hAnsi="Avenir Next" w:cs="Avenir Next" w:eastAsia="Avenir Next"/>
-                <w:b/>
-                <w:color w:val="1A1A1A"/>
-                <w:sz w:val="18"/>
-                <w:szCs w:val="18"/>
-              </w:rPr>
               <w:t xml:space="preserve">straight line through (0, 0)</w:t>
             </w:r>
             <w:r>
               <w:rPr>
                 <w:rFonts w:ascii="Avenir Next" w:hAnsi="Avenir Next" w:cs="Avenir Next" w:eastAsia="Avenir Next"/>
                 <w:color w:val="1A1A1A"/>
-                <w:sz w:val="18"/>
+                <w:sz w:val="22"/>
                 <w:szCs w:val="18"/>
               </w:rPr>
               <w:t xml:space="preserve">.</w:t>
@@ -293,6 +295,7 @@
           </w:tcPr>
           <w:p>
             <w:pPr>
+              <w:pStyle w:val="Heading2"/>
               <w:spacing w:before="0" w:after="40" w:line="264" w:lineRule="auto"/>
             </w:pPr>
             <w:r>
@@ -315,7 +318,7 @@
               <w:rPr>
                 <w:rFonts w:ascii="Avenir Next" w:hAnsi="Avenir Next" w:cs="Avenir Next" w:eastAsia="Avenir Next"/>
                 <w:color w:val="1A1A1A"/>
-                <w:sz w:val="17"/>
+                <w:sz w:val="22"/>
                 <w:szCs w:val="17"/>
               </w:rPr>
               <w:t xml:space="preserve">A pack holds 4 juice boxes. Let x = packs and y = juice boxes. Write ordered pairs for 1, 2, and 3 packs.</w:t>
@@ -334,25 +337,25 @@
                 <w:rFonts w:ascii="Avenir Next" w:hAnsi="Avenir Next" w:cs="Avenir Next" w:eastAsia="Avenir Next"/>
                 <w:b/>
                 <w:color w:val="003A70"/>
+                <w:sz w:val="22"/>
+                <w:szCs w:val="17"/>
+              </w:rPr>
+              <w:t xml:space="preserve">Step 1</w:t>
+            </w:r>
+            <w:r>
+              <w:rPr>
+                <w:rFonts w:ascii="Avenir Next" w:hAnsi="Avenir Next" w:cs="Avenir Next" w:eastAsia="Avenir Next"/>
+                <w:color w:val="1A1A1A"/>
                 <w:sz w:val="17"/>
                 <w:szCs w:val="17"/>
               </w:rPr>
-              <w:t xml:space="preserve">Step 1</w:t>
-            </w:r>
-            <w:r>
-              <w:rPr>
-                <w:rFonts w:ascii="Avenir Next" w:hAnsi="Avenir Next" w:cs="Avenir Next" w:eastAsia="Avenir Next"/>
-                <w:color w:val="1A1A1A"/>
-                <w:sz w:val="17"/>
-                <w:szCs w:val="17"/>
-              </w:rPr>
               <w:tab/>
             </w:r>
             <w:r>
               <w:rPr>
                 <w:rFonts w:ascii="Avenir Next" w:hAnsi="Avenir Next" w:cs="Avenir Next" w:eastAsia="Avenir Next"/>
                 <w:color w:val="1A1A1A"/>
-                <w:sz w:val="17"/>
+                <w:sz w:val="22"/>
                 <w:szCs w:val="17"/>
               </w:rPr>
               <w:t xml:space="preserve">Table: 1 pack, 4 boxes; 2 packs, 8 boxes; 3 packs, 12 boxes</w:t>
@@ -371,25 +374,25 @@
                 <w:rFonts w:ascii="Avenir Next" w:hAnsi="Avenir Next" w:cs="Avenir Next" w:eastAsia="Avenir Next"/>
                 <w:b/>
                 <w:color w:val="003A70"/>
+                <w:sz w:val="22"/>
+                <w:szCs w:val="17"/>
+              </w:rPr>
+              <w:t xml:space="preserve">Step 2</w:t>
+            </w:r>
+            <w:r>
+              <w:rPr>
+                <w:rFonts w:ascii="Avenir Next" w:hAnsi="Avenir Next" w:cs="Avenir Next" w:eastAsia="Avenir Next"/>
+                <w:color w:val="1A1A1A"/>
                 <w:sz w:val="17"/>
                 <w:szCs w:val="17"/>
               </w:rPr>
-              <w:t xml:space="preserve">Step 2</w:t>
-            </w:r>
-            <w:r>
-              <w:rPr>
-                <w:rFonts w:ascii="Avenir Next" w:hAnsi="Avenir Next" w:cs="Avenir Next" w:eastAsia="Avenir Next"/>
-                <w:color w:val="1A1A1A"/>
-                <w:sz w:val="17"/>
-                <w:szCs w:val="17"/>
-              </w:rPr>
               <w:tab/>
             </w:r>
             <w:r>
               <w:rPr>
                 <w:rFonts w:ascii="Avenir Next" w:hAnsi="Avenir Next" w:cs="Avenir Next" w:eastAsia="Avenir Next"/>
                 <w:color w:val="1A1A1A"/>
-                <w:sz w:val="17"/>
+                <w:sz w:val="22"/>
                 <w:szCs w:val="17"/>
               </w:rPr>
               <w:t xml:space="preserve">Ordered pairs: (1, 4), (2, 8), (3, 12)</w:t>
@@ -408,18 +411,18 @@
                 <w:rFonts w:ascii="Avenir Next" w:hAnsi="Avenir Next" w:cs="Avenir Next" w:eastAsia="Avenir Next"/>
                 <w:b/>
                 <w:color w:val="1A1A1A"/>
+                <w:sz w:val="22"/>
+                <w:szCs w:val="17"/>
+              </w:rPr>
+              <w:t xml:space="preserve">Answer</w:t>
+            </w:r>
+            <w:r>
+              <w:rPr>
+                <w:rFonts w:ascii="Avenir Next" w:hAnsi="Avenir Next" w:cs="Avenir Next" w:eastAsia="Avenir Next"/>
+                <w:color w:val="1A1A1A"/>
                 <w:sz w:val="17"/>
                 <w:szCs w:val="17"/>
               </w:rPr>
-              <w:t xml:space="preserve">Answer</w:t>
-            </w:r>
-            <w:r>
-              <w:rPr>
-                <w:rFonts w:ascii="Avenir Next" w:hAnsi="Avenir Next" w:cs="Avenir Next" w:eastAsia="Avenir Next"/>
-                <w:color w:val="1A1A1A"/>
-                <w:sz w:val="17"/>
-                <w:szCs w:val="17"/>
-              </w:rPr>
               <w:tab/>
             </w:r>
             <w:r>
@@ -427,7 +430,7 @@
                 <w:rFonts w:ascii="Avenir Next" w:hAnsi="Avenir Next" w:cs="Avenir Next" w:eastAsia="Avenir Next"/>
                 <w:b/>
                 <w:color w:val="1A1A1A"/>
-                <w:sz w:val="17"/>
+                <w:sz w:val="22"/>
                 <w:szCs w:val="17"/>
               </w:rPr>
               <w:t xml:space="preserve">(0, 0), (1, 4), (2, 8), (3, 12) lie on one line.</w:t>
@@ -477,6 +480,7 @@
           </w:tcPr>
           <w:p>
             <w:pPr>
+              <w:pStyle w:val="Heading2"/>
               <w:spacing w:before="0" w:after="40" w:line="264" w:lineRule="auto"/>
             </w:pPr>
             <w:r>
@@ -500,7 +504,7 @@
                 <w:rFonts w:ascii="Avenir Next" w:hAnsi="Avenir Next" w:cs="Avenir Next" w:eastAsia="Avenir Next"/>
                 <w:b/>
                 <w:color w:val="1A1A1A"/>
-                <w:sz w:val="21"/>
+                <w:sz w:val="22"/>
                 <w:szCs w:val="21"/>
               </w:rPr>
               <w:t xml:space="preserve">ordered pair</w:t>
@@ -509,7 +513,7 @@
               <w:rPr>
                 <w:rFonts w:ascii="Avenir Next" w:hAnsi="Avenir Next" w:cs="Avenir Next" w:eastAsia="Avenir Next"/>
                 <w:color w:val="5A5F66"/>
-                <w:sz w:val="21"/>
+                <w:sz w:val="22"/>
                 <w:szCs w:val="21"/>
               </w:rPr>
               <w:t xml:space="preserve"> — </w:t>
@@ -518,7 +522,7 @@
               <w:rPr>
                 <w:rFonts w:ascii="Avenir Next" w:hAnsi="Avenir Next" w:cs="Avenir Next" w:eastAsia="Avenir Next"/>
                 <w:color w:val="1A1A1A"/>
-                <w:sz w:val="21"/>
+                <w:sz w:val="22"/>
                 <w:szCs w:val="21"/>
               </w:rPr>
               <w:t xml:space="preserve">(x, y): x across, then y up</w:t>
@@ -533,7 +537,7 @@
                 <w:rFonts w:ascii="Avenir Next" w:hAnsi="Avenir Next" w:cs="Avenir Next" w:eastAsia="Avenir Next"/>
                 <w:b/>
                 <w:color w:val="1A1A1A"/>
-                <w:sz w:val="21"/>
+                <w:sz w:val="22"/>
                 <w:szCs w:val="21"/>
               </w:rPr>
               <w:t xml:space="preserve">origin</w:t>
@@ -542,7 +546,7 @@
               <w:rPr>
                 <w:rFonts w:ascii="Avenir Next" w:hAnsi="Avenir Next" w:cs="Avenir Next" w:eastAsia="Avenir Next"/>
                 <w:color w:val="5A5F66"/>
-                <w:sz w:val="21"/>
+                <w:sz w:val="22"/>
                 <w:szCs w:val="21"/>
               </w:rPr>
               <w:t xml:space="preserve"> — </w:t>
@@ -551,7 +555,7 @@
               <w:rPr>
                 <w:rFonts w:ascii="Avenir Next" w:hAnsi="Avenir Next" w:cs="Avenir Next" w:eastAsia="Avenir Next"/>
                 <w:color w:val="1A1A1A"/>
-                <w:sz w:val="21"/>
+                <w:sz w:val="22"/>
                 <w:szCs w:val="21"/>
               </w:rPr>
               <w:t xml:space="preserve">the point (0, 0)</w:t>
@@ -577,7 +581,7 @@
                 <w:rFonts w:ascii="Avenir Next" w:hAnsi="Avenir Next" w:cs="Avenir Next" w:eastAsia="Avenir Next"/>
                 <w:b/>
                 <w:color w:val="1A1A1A"/>
-                <w:sz w:val="21"/>
+                <w:sz w:val="22"/>
                 <w:szCs w:val="21"/>
               </w:rPr>
               <w:t xml:space="preserve">x-axis</w:t>
@@ -586,7 +590,7 @@
               <w:rPr>
                 <w:rFonts w:ascii="Avenir Next" w:hAnsi="Avenir Next" w:cs="Avenir Next" w:eastAsia="Avenir Next"/>
                 <w:color w:val="5A5F66"/>
-                <w:sz w:val="21"/>
+                <w:sz w:val="22"/>
                 <w:szCs w:val="21"/>
               </w:rPr>
               <w:t xml:space="preserve"> — </w:t>
@@ -595,7 +599,7 @@
               <w:rPr>
                 <w:rFonts w:ascii="Avenir Next" w:hAnsi="Avenir Next" w:cs="Avenir Next" w:eastAsia="Avenir Next"/>
                 <w:color w:val="1A1A1A"/>
-                <w:sz w:val="21"/>
+                <w:sz w:val="22"/>
                 <w:szCs w:val="21"/>
               </w:rPr>
               <w:t xml:space="preserve">the line that goes across</w:t>
@@ -610,7 +614,7 @@
                 <w:rFonts w:ascii="Avenir Next" w:hAnsi="Avenir Next" w:cs="Avenir Next" w:eastAsia="Avenir Next"/>
                 <w:b/>
                 <w:color w:val="1A1A1A"/>
-                <w:sz w:val="21"/>
+                <w:sz w:val="22"/>
                 <w:szCs w:val="21"/>
               </w:rPr>
               <w:t xml:space="preserve">y-axis</w:t>
@@ -619,7 +623,7 @@
               <w:rPr>
                 <w:rFonts w:ascii="Avenir Next" w:hAnsi="Avenir Next" w:cs="Avenir Next" w:eastAsia="Avenir Next"/>
                 <w:color w:val="5A5F66"/>
-                <w:sz w:val="21"/>
+                <w:sz w:val="22"/>
                 <w:szCs w:val="21"/>
               </w:rPr>
               <w:t xml:space="preserve"> — </w:t>
@@ -628,7 +632,7 @@
               <w:rPr>
                 <w:rFonts w:ascii="Avenir Next" w:hAnsi="Avenir Next" w:cs="Avenir Next" w:eastAsia="Avenir Next"/>
                 <w:color w:val="1A1A1A"/>
-                <w:sz w:val="21"/>
+                <w:sz w:val="22"/>
                 <w:szCs w:val="21"/>
               </w:rPr>
               <w:t xml:space="preserve">the line that goes up</w:t>
@@ -639,6 +643,7 @@
     </w:tbl>
     <w:p>
       <w:pPr>
+        <w:pStyle w:val="Heading2"/>
         <w:keepNext/>
         <w:pBdr>
           <w:bottom w:val="single" w:sz="8" w:space="3" w:color="003A70"/>
@@ -654,7 +659,7 @@
           <w:b/>
           <w:color w:val="003A70"/>
           <w:spacing w:val="14"/>
-          <w:sz w:val="21"/>
+          <w:sz w:val="22"/>
           <w:szCs w:val="21"/>
         </w:rPr>
         <w:t xml:space="preserve">PRACTICE</w:t>
@@ -673,7 +678,7 @@
           <w:rFonts w:ascii="Avenir Next" w:hAnsi="Avenir Next" w:cs="Avenir Next" w:eastAsia="Avenir Next"/>
           <w:i/>
           <w:color w:val="5A5F66"/>
-          <w:sz w:val="17"/>
+          <w:sz w:val="22"/>
           <w:szCs w:val="17"/>
         </w:rPr>
         <w:t xml:space="preserve">show your work · label units</w:t>
@@ -769,25 +774,25 @@
                 <w:rFonts w:ascii="Avenir Next" w:hAnsi="Avenir Next" w:cs="Avenir Next" w:eastAsia="Avenir Next"/>
                 <w:b/>
                 <w:color w:val="003A70"/>
+                <w:sz w:val="22"/>
+                <w:szCs w:val="18"/>
+              </w:rPr>
+              <w:t xml:space="preserve">Step 1</w:t>
+            </w:r>
+            <w:r>
+              <w:rPr>
+                <w:rFonts w:ascii="Avenir Next" w:hAnsi="Avenir Next" w:cs="Avenir Next" w:eastAsia="Avenir Next"/>
+                <w:color w:val="1A1A1A"/>
                 <w:sz w:val="18"/>
                 <w:szCs w:val="18"/>
               </w:rPr>
-              <w:t xml:space="preserve">Step 1</w:t>
-            </w:r>
-            <w:r>
-              <w:rPr>
-                <w:rFonts w:ascii="Avenir Next" w:hAnsi="Avenir Next" w:cs="Avenir Next" w:eastAsia="Avenir Next"/>
-                <w:color w:val="1A1A1A"/>
-                <w:sz w:val="18"/>
-                <w:szCs w:val="18"/>
-              </w:rPr>
               <w:tab/>
             </w:r>
             <w:r>
               <w:rPr>
                 <w:rFonts w:ascii="Avenir Next" w:hAnsi="Avenir Next" w:cs="Avenir Next" w:eastAsia="Avenir Next"/>
                 <w:color w:val="1A1A1A"/>
-                <w:sz w:val="21"/>
+                <w:sz w:val="22"/>
                 <w:szCs w:val="21"/>
               </w:rPr>
               <w:t xml:space="preserve">Multiply each number of bags by 3.</w:t>
@@ -807,25 +812,25 @@
                 <w:rFonts w:ascii="Avenir Next" w:hAnsi="Avenir Next" w:cs="Avenir Next" w:eastAsia="Avenir Next"/>
                 <w:b/>
                 <w:color w:val="003A70"/>
+                <w:sz w:val="22"/>
+                <w:szCs w:val="18"/>
+              </w:rPr>
+              <w:t xml:space="preserve">Step 2</w:t>
+            </w:r>
+            <w:r>
+              <w:rPr>
+                <w:rFonts w:ascii="Avenir Next" w:hAnsi="Avenir Next" w:cs="Avenir Next" w:eastAsia="Avenir Next"/>
+                <w:color w:val="1A1A1A"/>
                 <w:sz w:val="18"/>
                 <w:szCs w:val="18"/>
               </w:rPr>
-              <w:t xml:space="preserve">Step 2</w:t>
-            </w:r>
-            <w:r>
-              <w:rPr>
-                <w:rFonts w:ascii="Avenir Next" w:hAnsi="Avenir Next" w:cs="Avenir Next" w:eastAsia="Avenir Next"/>
-                <w:color w:val="1A1A1A"/>
-                <w:sz w:val="18"/>
-                <w:szCs w:val="18"/>
-              </w:rPr>
               <w:tab/>
             </w:r>
             <w:r>
               <w:rPr>
                 <w:rFonts w:ascii="Avenir Next" w:hAnsi="Avenir Next" w:cs="Avenir Next" w:eastAsia="Avenir Next"/>
                 <w:color w:val="1A1A1A"/>
-                <w:sz w:val="21"/>
+                <w:sz w:val="22"/>
                 <w:szCs w:val="21"/>
               </w:rPr>
               <w:t xml:space="preserve">Write each column as (bags, oranges).</w:t>
@@ -881,7 +886,7 @@
                       <w:rFonts w:ascii="Avenir Next" w:hAnsi="Avenir Next" w:cs="Avenir Next" w:eastAsia="Avenir Next"/>
                       <w:b/>
                       <w:color w:val="1A1A1A"/>
-                      <w:sz w:val="21"/>
+                      <w:sz w:val="22"/>
                       <w:szCs w:val="21"/>
                     </w:rPr>
                     <w:t xml:space="preserve">Bags (x)</w:t>
@@ -902,7 +907,7 @@
                     <w:rPr>
                       <w:rFonts w:ascii="Avenir Next" w:hAnsi="Avenir Next" w:cs="Avenir Next" w:eastAsia="Avenir Next"/>
                       <w:color w:val="1A1A1A"/>
-                      <w:sz w:val="21"/>
+                      <w:sz w:val="22"/>
                       <w:szCs w:val="21"/>
                     </w:rPr>
                     <w:t xml:space="preserve">1</w:t>
@@ -923,7 +928,7 @@
                     <w:rPr>
                       <w:rFonts w:ascii="Avenir Next" w:hAnsi="Avenir Next" w:cs="Avenir Next" w:eastAsia="Avenir Next"/>
                       <w:color w:val="1A1A1A"/>
-                      <w:sz w:val="21"/>
+                      <w:sz w:val="22"/>
                       <w:szCs w:val="21"/>
                     </w:rPr>
                     <w:t xml:space="preserve">2</w:t>
@@ -944,7 +949,7 @@
                     <w:rPr>
                       <w:rFonts w:ascii="Avenir Next" w:hAnsi="Avenir Next" w:cs="Avenir Next" w:eastAsia="Avenir Next"/>
                       <w:color w:val="1A1A1A"/>
-                      <w:sz w:val="21"/>
+                      <w:sz w:val="22"/>
                       <w:szCs w:val="21"/>
                     </w:rPr>
                     <w:t xml:space="preserve">3</w:t>
@@ -965,7 +970,7 @@
                     <w:rPr>
                       <w:rFonts w:ascii="Avenir Next" w:hAnsi="Avenir Next" w:cs="Avenir Next" w:eastAsia="Avenir Next"/>
                       <w:color w:val="1A1A1A"/>
-                      <w:sz w:val="21"/>
+                      <w:sz w:val="22"/>
                       <w:szCs w:val="21"/>
                     </w:rPr>
                     <w:t xml:space="preserve">4</w:t>
@@ -994,7 +999,7 @@
                       <w:rFonts w:ascii="Avenir Next" w:hAnsi="Avenir Next" w:cs="Avenir Next" w:eastAsia="Avenir Next"/>
                       <w:b/>
                       <w:color w:val="1A1A1A"/>
-                      <w:sz w:val="21"/>
+                      <w:sz w:val="22"/>
                       <w:szCs w:val="21"/>
                     </w:rPr>
                     <w:t xml:space="preserve">Oranges (y)</w:t>
@@ -1015,7 +1020,7 @@
                     <w:rPr>
                       <w:rFonts w:ascii="Avenir Next" w:hAnsi="Avenir Next" w:cs="Avenir Next" w:eastAsia="Avenir Next"/>
                       <w:color w:val="1A1A1A"/>
-                      <w:sz w:val="21"/>
+                      <w:sz w:val="22"/>
                       <w:szCs w:val="21"/>
                     </w:rPr>
                     <w:t xml:space="preserve">3</w:t>
@@ -1077,7 +1082,7 @@
                       <w:rFonts w:ascii="Avenir Next" w:hAnsi="Avenir Next" w:cs="Avenir Next" w:eastAsia="Avenir Next"/>
                       <w:b/>
                       <w:color w:val="1A1A1A"/>
-                      <w:sz w:val="21"/>
+                      <w:sz w:val="22"/>
                       <w:szCs w:val="21"/>
                     </w:rPr>
                     <w:t xml:space="preserve">(x, y)</w:t>
@@ -1098,7 +1103,7 @@
                     <w:rPr>
                       <w:rFonts w:ascii="Avenir Next" w:hAnsi="Avenir Next" w:cs="Avenir Next" w:eastAsia="Avenir Next"/>
                       <w:color w:val="1A1A1A"/>
-                      <w:sz w:val="21"/>
+                      <w:sz w:val="22"/>
                       <w:szCs w:val="21"/>
                     </w:rPr>
                     <w:t xml:space="preserve">(1, 3)</w:t>
@@ -1277,25 +1282,25 @@
                       <w:rFonts w:ascii="Avenir Next" w:hAnsi="Avenir Next" w:cs="Avenir Next" w:eastAsia="Avenir Next"/>
                       <w:b/>
                       <w:color w:val="003A70"/>
+                      <w:sz w:val="22"/>
+                      <w:szCs w:val="18"/>
+                    </w:rPr>
+                    <w:t xml:space="preserve">Step 1</w:t>
+                  </w:r>
+                  <w:r>
+                    <w:rPr>
+                      <w:rFonts w:ascii="Avenir Next" w:hAnsi="Avenir Next" w:cs="Avenir Next" w:eastAsia="Avenir Next"/>
+                      <w:color w:val="1A1A1A"/>
                       <w:sz w:val="18"/>
                       <w:szCs w:val="18"/>
                     </w:rPr>
-                    <w:t xml:space="preserve">Step 1</w:t>
-                  </w:r>
-                  <w:r>
-                    <w:rPr>
-                      <w:rFonts w:ascii="Avenir Next" w:hAnsi="Avenir Next" w:cs="Avenir Next" w:eastAsia="Avenir Next"/>
-                      <w:color w:val="1A1A1A"/>
-                      <w:sz w:val="18"/>
-                      <w:szCs w:val="18"/>
-                    </w:rPr>
                     <w:tab/>
                   </w:r>
                   <w:r>
                     <w:rPr>
                       <w:rFonts w:ascii="Avenir Next" w:hAnsi="Avenir Next" w:cs="Avenir Next" w:eastAsia="Avenir Next"/>
                       <w:color w:val="1A1A1A"/>
-                      <w:sz w:val="21"/>
+                      <w:sz w:val="22"/>
                       <w:szCs w:val="21"/>
                     </w:rPr>
                     <w:t xml:space="preserve">Start at (0, 0). Go across to the x-number.</w:t>
@@ -1315,25 +1320,25 @@
                       <w:rFonts w:ascii="Avenir Next" w:hAnsi="Avenir Next" w:cs="Avenir Next" w:eastAsia="Avenir Next"/>
                       <w:b/>
                       <w:color w:val="003A70"/>
+                      <w:sz w:val="22"/>
+                      <w:szCs w:val="18"/>
+                    </w:rPr>
+                    <w:t xml:space="preserve">Step 2</w:t>
+                  </w:r>
+                  <w:r>
+                    <w:rPr>
+                      <w:rFonts w:ascii="Avenir Next" w:hAnsi="Avenir Next" w:cs="Avenir Next" w:eastAsia="Avenir Next"/>
+                      <w:color w:val="1A1A1A"/>
                       <w:sz w:val="18"/>
                       <w:szCs w:val="18"/>
                     </w:rPr>
-                    <w:t xml:space="preserve">Step 2</w:t>
-                  </w:r>
-                  <w:r>
-                    <w:rPr>
-                      <w:rFonts w:ascii="Avenir Next" w:hAnsi="Avenir Next" w:cs="Avenir Next" w:eastAsia="Avenir Next"/>
-                      <w:color w:val="1A1A1A"/>
-                      <w:sz w:val="18"/>
-                      <w:szCs w:val="18"/>
-                    </w:rPr>
                     <w:tab/>
                   </w:r>
                   <w:r>
                     <w:rPr>
                       <w:rFonts w:ascii="Avenir Next" w:hAnsi="Avenir Next" w:cs="Avenir Next" w:eastAsia="Avenir Next"/>
                       <w:color w:val="1A1A1A"/>
-                      <w:sz w:val="21"/>
+                      <w:sz w:val="22"/>
                       <w:szCs w:val="21"/>
                     </w:rPr>
                     <w:t xml:space="preserve">Then go up to the y-number and draw a dot.</w:t>
@@ -1353,25 +1358,25 @@
                       <w:rFonts w:ascii="Avenir Next" w:hAnsi="Avenir Next" w:cs="Avenir Next" w:eastAsia="Avenir Next"/>
                       <w:b/>
                       <w:color w:val="003A70"/>
+                      <w:sz w:val="22"/>
+                      <w:szCs w:val="18"/>
+                    </w:rPr>
+                    <w:t xml:space="preserve">Step 3</w:t>
+                  </w:r>
+                  <w:r>
+                    <w:rPr>
+                      <w:rFonts w:ascii="Avenir Next" w:hAnsi="Avenir Next" w:cs="Avenir Next" w:eastAsia="Avenir Next"/>
+                      <w:color w:val="1A1A1A"/>
                       <w:sz w:val="18"/>
                       <w:szCs w:val="18"/>
                     </w:rPr>
-                    <w:t xml:space="preserve">Step 3</w:t>
-                  </w:r>
-                  <w:r>
-                    <w:rPr>
-                      <w:rFonts w:ascii="Avenir Next" w:hAnsi="Avenir Next" w:cs="Avenir Next" w:eastAsia="Avenir Next"/>
-                      <w:color w:val="1A1A1A"/>
-                      <w:sz w:val="18"/>
-                      <w:szCs w:val="18"/>
-                    </w:rPr>
                     <w:tab/>
                   </w:r>
                   <w:r>
                     <w:rPr>
                       <w:rFonts w:ascii="Avenir Next" w:hAnsi="Avenir Next" w:cs="Avenir Next" w:eastAsia="Avenir Next"/>
                       <w:color w:val="1A1A1A"/>
-                      <w:sz w:val="21"/>
+                      <w:sz w:val="22"/>
                       <w:szCs w:val="21"/>
                     </w:rPr>
                     <w:t xml:space="preserve">Use a ruler to connect the dots.</w:t>
@@ -1390,7 +1395,7 @@
                       <w:rFonts w:ascii="Avenir Next" w:hAnsi="Avenir Next" w:cs="Avenir Next" w:eastAsia="Avenir Next"/>
                       <w:b/>
                       <w:color w:val="1A1A1A"/>
-                      <w:sz w:val="18"/>
+                      <w:sz w:val="22"/>
                       <w:szCs w:val="18"/>
                     </w:rPr>
                     <w:t xml:space="preserve">(0, 0) means</w:t>
@@ -1420,7 +1425,7 @@
                     <w:drawing>
                       <wp:inline distT="0" distB="0" distL="0" distR="0">
                         <wp:extent cx="1737360" cy="1268145"/>
-                        <wp:docPr id="1" name="Figure 1"/>
+                        <wp:docPr id="1" name="Figure 1" descr="Coordinate grid. Horizontal axis Bags: 0 to 5, ticks every 1. Vertical axis Oranges: 0 to 15, ticks every 3. Blank grid for the student to plot."/>
                         <a:graphic xmlns:a="http://schemas.openxmlformats.org/drawingml/2006/main">
                           <a:graphicData uri="http://schemas.openxmlformats.org/drawingml/2006/picture">
                             <pic:pic xmlns:pic="http://schemas.openxmlformats.org/drawingml/2006/picture">
@@ -1850,25 +1855,25 @@
                 <w:rFonts w:ascii="Avenir Next" w:hAnsi="Avenir Next" w:cs="Avenir Next" w:eastAsia="Avenir Next"/>
                 <w:b/>
                 <w:color w:val="003A70"/>
+                <w:sz w:val="22"/>
+                <w:szCs w:val="18"/>
+              </w:rPr>
+              <w:t xml:space="preserve">Step 1</w:t>
+            </w:r>
+            <w:r>
+              <w:rPr>
+                <w:rFonts w:ascii="Avenir Next" w:hAnsi="Avenir Next" w:cs="Avenir Next" w:eastAsia="Avenir Next"/>
+                <w:color w:val="1A1A1A"/>
                 <w:sz w:val="18"/>
                 <w:szCs w:val="18"/>
               </w:rPr>
-              <w:t xml:space="preserve">Step 1</w:t>
-            </w:r>
-            <w:r>
-              <w:rPr>
-                <w:rFonts w:ascii="Avenir Next" w:hAnsi="Avenir Next" w:cs="Avenir Next" w:eastAsia="Avenir Next"/>
-                <w:color w:val="1A1A1A"/>
-                <w:sz w:val="18"/>
-                <w:szCs w:val="18"/>
-              </w:rPr>
               <w:tab/>
             </w:r>
             <w:r>
               <w:rPr>
                 <w:rFonts w:ascii="Avenir Next" w:hAnsi="Avenir Next" w:cs="Avenir Next" w:eastAsia="Avenir Next"/>
                 <w:color w:val="1A1A1A"/>
-                <w:sz w:val="21"/>
+                <w:sz w:val="22"/>
                 <w:szCs w:val="21"/>
               </w:rPr>
               <w:t xml:space="preserve">Multiply the rows by 5 to get y.</w:t>
@@ -1888,25 +1893,25 @@
                 <w:rFonts w:ascii="Avenir Next" w:hAnsi="Avenir Next" w:cs="Avenir Next" w:eastAsia="Avenir Next"/>
                 <w:b/>
                 <w:color w:val="003A70"/>
+                <w:sz w:val="22"/>
+                <w:szCs w:val="18"/>
+              </w:rPr>
+              <w:t xml:space="preserve">Step 2</w:t>
+            </w:r>
+            <w:r>
+              <w:rPr>
+                <w:rFonts w:ascii="Avenir Next" w:hAnsi="Avenir Next" w:cs="Avenir Next" w:eastAsia="Avenir Next"/>
+                <w:color w:val="1A1A1A"/>
                 <w:sz w:val="18"/>
                 <w:szCs w:val="18"/>
               </w:rPr>
-              <w:t xml:space="preserve">Step 2</w:t>
-            </w:r>
-            <w:r>
-              <w:rPr>
-                <w:rFonts w:ascii="Avenir Next" w:hAnsi="Avenir Next" w:cs="Avenir Next" w:eastAsia="Avenir Next"/>
-                <w:color w:val="1A1A1A"/>
-                <w:sz w:val="18"/>
-                <w:szCs w:val="18"/>
-              </w:rPr>
               <w:tab/>
             </w:r>
             <w:r>
               <w:rPr>
                 <w:rFonts w:ascii="Avenir Next" w:hAnsi="Avenir Next" w:cs="Avenir Next" w:eastAsia="Avenir Next"/>
                 <w:color w:val="1A1A1A"/>
-                <w:sz w:val="21"/>
+                <w:sz w:val="22"/>
                 <w:szCs w:val="21"/>
               </w:rPr>
               <w:t xml:space="preserve">Write the point as (rows, plants).</w:t>
@@ -2182,7 +2187,7 @@
                     <w:rPr>
                       <w:rFonts w:ascii="Avenir Next" w:hAnsi="Avenir Next" w:cs="Avenir Next" w:eastAsia="Avenir Next"/>
                       <w:color w:val="1A1A1A"/>
-                      <w:sz w:val="21"/>
+                      <w:sz w:val="22"/>
                       <w:szCs w:val="21"/>
                     </w:rPr>
                     <w:t xml:space="preserve">Yes</w:t>
@@ -2221,7 +2226,7 @@
                     <w:rPr>
                       <w:rFonts w:ascii="Avenir Next" w:hAnsi="Avenir Next" w:cs="Avenir Next" w:eastAsia="Avenir Next"/>
                       <w:color w:val="1A1A1A"/>
-                      <w:sz w:val="21"/>
+                      <w:sz w:val="22"/>
                       <w:szCs w:val="21"/>
                     </w:rPr>
                     <w:t xml:space="preserve">No</w:t>
@@ -2340,7 +2345,7 @@
                 <w:rFonts w:ascii="Avenir Next" w:hAnsi="Avenir Next" w:cs="Avenir Next" w:eastAsia="Avenir Next"/>
                 <w:b/>
                 <w:color w:val="003A70"/>
-                <w:sz w:val="17"/>
+                <w:sz w:val="22"/>
                 <w:szCs w:val="17"/>
               </w:rPr>
               <w:t xml:space="preserve">Frame  </w:t>
@@ -2350,7 +2355,7 @@
                 <w:rFonts w:ascii="Avenir Next" w:hAnsi="Avenir Next" w:cs="Avenir Next" w:eastAsia="Avenir Next"/>
                 <w:i/>
                 <w:color w:val="1A1A1A"/>
-                <w:sz w:val="18"/>
+                <w:sz w:val="22"/>
                 <w:szCs w:val="18"/>
               </w:rPr>
               <w:t xml:space="preserve">Ruby’s mistake is </w:t>
@@ -2370,7 +2375,7 @@
                 <w:rFonts w:ascii="Avenir Next" w:hAnsi="Avenir Next" w:cs="Avenir Next" w:eastAsia="Avenir Next"/>
                 <w:i/>
                 <w:color w:val="1A1A1A"/>
-                <w:sz w:val="18"/>
+                <w:sz w:val="22"/>
                 <w:szCs w:val="18"/>
               </w:rPr>
               <w:t xml:space="preserve">. The correct point is (</w:t>
@@ -2390,7 +2395,7 @@
                 <w:rFonts w:ascii="Avenir Next" w:hAnsi="Avenir Next" w:cs="Avenir Next" w:eastAsia="Avenir Next"/>
                 <w:i/>
                 <w:color w:val="1A1A1A"/>
-                <w:sz w:val="18"/>
+                <w:sz w:val="22"/>
                 <w:szCs w:val="18"/>
               </w:rPr>
               <w:t xml:space="preserve">, </w:t>
@@ -2410,7 +2415,7 @@
                 <w:rFonts w:ascii="Avenir Next" w:hAnsi="Avenir Next" w:cs="Avenir Next" w:eastAsia="Avenir Next"/>
                 <w:i/>
                 <w:color w:val="1A1A1A"/>
-                <w:sz w:val="18"/>
+                <w:sz w:val="22"/>
                 <w:szCs w:val="18"/>
               </w:rPr>
               <w:t xml:space="preserve">) because </w:t>
@@ -2430,7 +2435,7 @@
                 <w:rFonts w:ascii="Avenir Next" w:hAnsi="Avenir Next" w:cs="Avenir Next" w:eastAsia="Avenir Next"/>
                 <w:i/>
                 <w:color w:val="1A1A1A"/>
-                <w:sz w:val="18"/>
+                <w:sz w:val="22"/>
                 <w:szCs w:val="18"/>
               </w:rPr>
               <w:t xml:space="preserve">.</w:t>
@@ -2559,6 +2564,7 @@
           </w:tcPr>
           <w:p>
             <w:pPr>
+              <w:pStyle w:val="Heading2"/>
               <w:spacing w:before="0" w:after="0" w:line="240" w:lineRule="auto"/>
             </w:pPr>
             <w:r>
@@ -2596,7 +2602,7 @@
               <w:rPr>
                 <w:rFonts w:ascii="Avenir Next" w:hAnsi="Avenir Next" w:cs="Avenir Next" w:eastAsia="Avenir Next"/>
                 <w:color w:val="1A1A1A"/>
-                <w:sz w:val="17"/>
+                <w:sz w:val="22"/>
                 <w:szCs w:val="17"/>
               </w:rPr>
               <w:t xml:space="preserve">  I can do this on my own</w:t>
@@ -2625,7 +2631,7 @@
               <w:rPr>
                 <w:rFonts w:ascii="Avenir Next" w:hAnsi="Avenir Next" w:cs="Avenir Next" w:eastAsia="Avenir Next"/>
                 <w:color w:val="1A1A1A"/>
-                <w:sz w:val="17"/>
+                <w:sz w:val="22"/>
                 <w:szCs w:val="17"/>
               </w:rPr>
               <w:t xml:space="preserve">  I need a little help</w:t>
@@ -2654,7 +2660,7 @@
               <w:rPr>
                 <w:rFonts w:ascii="Avenir Next" w:hAnsi="Avenir Next" w:cs="Avenir Next" w:eastAsia="Avenir Next"/>
                 <w:color w:val="1A1A1A"/>
-                <w:sz w:val="17"/>
+                <w:sz w:val="22"/>
                 <w:szCs w:val="17"/>
               </w:rPr>
               <w:t xml:space="preserve">  I have a question about #</w:t>
@@ -2692,7 +2698,7 @@
         <w:rPr>
           <w:rFonts w:ascii="Avenir Next" w:hAnsi="Avenir Next" w:cs="Avenir Next" w:eastAsia="Avenir Next"/>
           <w:color w:val="5A5F66"/>
-          <w:sz w:val="17"/>
+          <w:sz w:val="22"/>
           <w:szCs w:val="17"/>
         </w:rPr>
         <w:t xml:space="preserve">Make a table for something that comes in packs at home. Say two of its ordered pairs.</w:t>
@@ -2775,14 +2781,15 @@
           <w:caps/>
           <w:color w:val="003A70"/>
           <w:spacing w:val="12"/>
-          <w:sz w:val="21"/>
+          <w:sz w:val="22"/>
           <w:szCs w:val="21"/>
         </w:rPr>
-        <w:t xml:space="preserve">Lesson 3-4  ·  Homework Packet  ·  Level 1  ·  Sheet 2 of 2</w:t>
+        <w:t xml:space="preserve">Lesson 3-4  ·  Homework Packet  ·  Supported  ·  Session 2 · pages 3–4</w:t>
       </w:r>
     </w:p>
     <w:p>
       <w:pPr>
+        <w:pStyle w:val="Heading1"/>
         <w:keepNext/>
         <w:spacing w:before="0" w:after="10" w:line="240" w:lineRule="auto"/>
       </w:pPr>
@@ -2808,7 +2815,7 @@
         <w:rPr>
           <w:rFonts w:ascii="Avenir Next" w:hAnsi="Avenir Next" w:cs="Avenir Next" w:eastAsia="Avenir Next"/>
           <w:color w:val="5A5F66"/>
-          <w:sz w:val="17"/>
+          <w:sz w:val="22"/>
           <w:szCs w:val="17"/>
         </w:rPr>
         <w:t xml:space="preserve">Maryland Standard 6.RP.A.3a   ·   Learning target — I can explain what a point on a ratio graph means in the situation it describes.</w:t>
@@ -2855,6 +2862,7 @@
           </w:tcPr>
           <w:p>
             <w:pPr>
+              <w:pStyle w:val="Heading2"/>
               <w:spacing w:before="0" w:after="40" w:line="264" w:lineRule="auto"/>
             </w:pPr>
             <w:r>
@@ -2882,44 +2890,44 @@
                 <w:rFonts w:ascii="Avenir Next" w:hAnsi="Avenir Next" w:cs="Avenir Next" w:eastAsia="Avenir Next"/>
                 <w:b/>
                 <w:color w:val="003A70"/>
+                <w:sz w:val="22"/>
+                <w:szCs w:val="18"/>
+              </w:rPr>
+              <w:t xml:space="preserve">•</w:t>
+            </w:r>
+            <w:r>
+              <w:rPr>
+                <w:rFonts w:ascii="Avenir Next" w:hAnsi="Avenir Next" w:cs="Avenir Next" w:eastAsia="Avenir Next"/>
+                <w:color w:val="1A1A1A"/>
                 <w:sz w:val="18"/>
                 <w:szCs w:val="18"/>
               </w:rPr>
-              <w:t xml:space="preserve">•</w:t>
-            </w:r>
-            <w:r>
-              <w:rPr>
-                <w:rFonts w:ascii="Avenir Next" w:hAnsi="Avenir Next" w:cs="Avenir Next" w:eastAsia="Avenir Next"/>
-                <w:color w:val="1A1A1A"/>
-                <w:sz w:val="18"/>
+              <w:tab/>
+            </w:r>
+            <w:r>
+              <w:rPr>
+                <w:rFonts w:ascii="Avenir Next" w:hAnsi="Avenir Next" w:cs="Avenir Next" w:eastAsia="Avenir Next"/>
+                <w:color w:val="1A1A1A"/>
+                <w:sz w:val="22"/>
                 <w:szCs w:val="18"/>
               </w:rPr>
-              <w:tab/>
-            </w:r>
-            <w:r>
-              <w:rPr>
-                <w:rFonts w:ascii="Avenir Next" w:hAnsi="Avenir Next" w:cs="Avenir Next" w:eastAsia="Avenir Next"/>
-                <w:color w:val="1A1A1A"/>
-                <w:sz w:val="18"/>
+              <w:t xml:space="preserve">Each point (x, y) is a pair of amounts. Say </w:t>
+            </w:r>
+            <w:r>
+              <w:rPr>
+                <w:rFonts w:ascii="Avenir Next" w:hAnsi="Avenir Next" w:cs="Avenir Next" w:eastAsia="Avenir Next"/>
+                <w:b/>
+                <w:color w:val="1A1A1A"/>
+                <w:sz w:val="22"/>
                 <w:szCs w:val="18"/>
               </w:rPr>
-              <w:t xml:space="preserve">Each point (x, y) is a pair of amounts. Say </w:t>
-            </w:r>
-            <w:r>
-              <w:rPr>
-                <w:rFonts w:ascii="Avenir Next" w:hAnsi="Avenir Next" w:cs="Avenir Next" w:eastAsia="Avenir Next"/>
-                <w:b/>
-                <w:color w:val="1A1A1A"/>
-                <w:sz w:val="18"/>
-                <w:szCs w:val="18"/>
-              </w:rPr>
               <w:t xml:space="preserve">both</w:t>
             </w:r>
             <w:r>
               <w:rPr>
                 <w:rFonts w:ascii="Avenir Next" w:hAnsi="Avenir Next" w:cs="Avenir Next" w:eastAsia="Avenir Next"/>
                 <w:color w:val="1A1A1A"/>
-                <w:sz w:val="18"/>
+                <w:sz w:val="22"/>
                 <w:szCs w:val="18"/>
               </w:rPr>
               <w:t xml:space="preserve"> with units.</w:t>
@@ -2938,63 +2946,63 @@
                 <w:rFonts w:ascii="Avenir Next" w:hAnsi="Avenir Next" w:cs="Avenir Next" w:eastAsia="Avenir Next"/>
                 <w:b/>
                 <w:color w:val="003A70"/>
+                <w:sz w:val="22"/>
+                <w:szCs w:val="18"/>
+              </w:rPr>
+              <w:t xml:space="preserve">•</w:t>
+            </w:r>
+            <w:r>
+              <w:rPr>
+                <w:rFonts w:ascii="Avenir Next" w:hAnsi="Avenir Next" w:cs="Avenir Next" w:eastAsia="Avenir Next"/>
+                <w:color w:val="1A1A1A"/>
                 <w:sz w:val="18"/>
                 <w:szCs w:val="18"/>
               </w:rPr>
-              <w:t xml:space="preserve">•</w:t>
-            </w:r>
-            <w:r>
-              <w:rPr>
-                <w:rFonts w:ascii="Avenir Next" w:hAnsi="Avenir Next" w:cs="Avenir Next" w:eastAsia="Avenir Next"/>
-                <w:color w:val="1A1A1A"/>
-                <w:sz w:val="18"/>
+              <w:tab/>
+            </w:r>
+            <w:r>
+              <w:rPr>
+                <w:rFonts w:ascii="Avenir Next" w:hAnsi="Avenir Next" w:cs="Avenir Next" w:eastAsia="Avenir Next"/>
+                <w:color w:val="1A1A1A"/>
+                <w:sz w:val="22"/>
                 <w:szCs w:val="18"/>
               </w:rPr>
-              <w:tab/>
-            </w:r>
-            <w:r>
-              <w:rPr>
-                <w:rFonts w:ascii="Avenir Next" w:hAnsi="Avenir Next" w:cs="Avenir Next" w:eastAsia="Avenir Next"/>
-                <w:color w:val="1A1A1A"/>
-                <w:sz w:val="18"/>
+              <w:t xml:space="preserve">The point </w:t>
+            </w:r>
+            <w:r>
+              <w:rPr>
+                <w:rFonts w:ascii="Avenir Next" w:hAnsi="Avenir Next" w:cs="Avenir Next" w:eastAsia="Avenir Next"/>
+                <w:b/>
+                <w:color w:val="1A1A1A"/>
+                <w:sz w:val="22"/>
                 <w:szCs w:val="18"/>
               </w:rPr>
-              <w:t xml:space="preserve">The point </w:t>
-            </w:r>
-            <w:r>
-              <w:rPr>
-                <w:rFonts w:ascii="Avenir Next" w:hAnsi="Avenir Next" w:cs="Avenir Next" w:eastAsia="Avenir Next"/>
-                <w:b/>
-                <w:color w:val="1A1A1A"/>
-                <w:sz w:val="18"/>
+              <w:t xml:space="preserve">(1, y)</w:t>
+            </w:r>
+            <w:r>
+              <w:rPr>
+                <w:rFonts w:ascii="Avenir Next" w:hAnsi="Avenir Next" w:cs="Avenir Next" w:eastAsia="Avenir Next"/>
+                <w:color w:val="1A1A1A"/>
+                <w:sz w:val="22"/>
                 <w:szCs w:val="18"/>
               </w:rPr>
-              <w:t xml:space="preserve">(1, y)</w:t>
-            </w:r>
-            <w:r>
-              <w:rPr>
-                <w:rFonts w:ascii="Avenir Next" w:hAnsi="Avenir Next" w:cs="Avenir Next" w:eastAsia="Avenir Next"/>
-                <w:color w:val="1A1A1A"/>
-                <w:sz w:val="18"/>
+              <w:t xml:space="preserve"> shows the </w:t>
+            </w:r>
+            <w:r>
+              <w:rPr>
+                <w:rFonts w:ascii="Avenir Next" w:hAnsi="Avenir Next" w:cs="Avenir Next" w:eastAsia="Avenir Next"/>
+                <w:b/>
+                <w:color w:val="1A1A1A"/>
+                <w:sz w:val="22"/>
                 <w:szCs w:val="18"/>
               </w:rPr>
-              <w:t xml:space="preserve"> shows the </w:t>
-            </w:r>
-            <w:r>
-              <w:rPr>
-                <w:rFonts w:ascii="Avenir Next" w:hAnsi="Avenir Next" w:cs="Avenir Next" w:eastAsia="Avenir Next"/>
-                <w:b/>
-                <w:color w:val="1A1A1A"/>
-                <w:sz w:val="18"/>
-                <w:szCs w:val="18"/>
-              </w:rPr>
               <w:t xml:space="preserve">unit rate</w:t>
             </w:r>
             <w:r>
               <w:rPr>
                 <w:rFonts w:ascii="Avenir Next" w:hAnsi="Avenir Next" w:cs="Avenir Next" w:eastAsia="Avenir Next"/>
                 <w:color w:val="1A1A1A"/>
-                <w:sz w:val="18"/>
+                <w:sz w:val="22"/>
                 <w:szCs w:val="18"/>
               </w:rPr>
               <w:t xml:space="preserve">: y ÷ x for any point. (0, 0) means zero of both.</w:t>
@@ -3009,6 +3017,7 @@
           </w:tcPr>
           <w:p>
             <w:pPr>
+              <w:pStyle w:val="Heading2"/>
               <w:spacing w:before="0" w:after="40" w:line="264" w:lineRule="auto"/>
             </w:pPr>
             <w:r>
@@ -3031,7 +3040,7 @@
               <w:rPr>
                 <w:rFonts w:ascii="Avenir Next" w:hAnsi="Avenir Next" w:cs="Avenir Next" w:eastAsia="Avenir Next"/>
                 <w:color w:val="1A1A1A"/>
-                <w:sz w:val="17"/>
+                <w:sz w:val="22"/>
                 <w:szCs w:val="17"/>
               </w:rPr>
               <w:t xml:space="preserve">A graph of hours worked (x) and dollars earned (y) passes through (3, 45). What does the point mean?</w:t>
@@ -3050,25 +3059,25 @@
                 <w:rFonts w:ascii="Avenir Next" w:hAnsi="Avenir Next" w:cs="Avenir Next" w:eastAsia="Avenir Next"/>
                 <w:b/>
                 <w:color w:val="003A70"/>
+                <w:sz w:val="22"/>
+                <w:szCs w:val="17"/>
+              </w:rPr>
+              <w:t xml:space="preserve">Step 1</w:t>
+            </w:r>
+            <w:r>
+              <w:rPr>
+                <w:rFonts w:ascii="Avenir Next" w:hAnsi="Avenir Next" w:cs="Avenir Next" w:eastAsia="Avenir Next"/>
+                <w:color w:val="1A1A1A"/>
                 <w:sz w:val="17"/>
                 <w:szCs w:val="17"/>
               </w:rPr>
-              <w:t xml:space="preserve">Step 1</w:t>
-            </w:r>
-            <w:r>
-              <w:rPr>
-                <w:rFonts w:ascii="Avenir Next" w:hAnsi="Avenir Next" w:cs="Avenir Next" w:eastAsia="Avenir Next"/>
-                <w:color w:val="1A1A1A"/>
-                <w:sz w:val="17"/>
-                <w:szCs w:val="17"/>
-              </w:rPr>
               <w:tab/>
             </w:r>
             <w:r>
               <w:rPr>
                 <w:rFonts w:ascii="Avenir Next" w:hAnsi="Avenir Next" w:cs="Avenir Next" w:eastAsia="Avenir Next"/>
                 <w:color w:val="1A1A1A"/>
-                <w:sz w:val="17"/>
+                <w:sz w:val="22"/>
                 <w:szCs w:val="17"/>
               </w:rPr>
               <w:t xml:space="preserve">(3, 45): 3 hours of work earns $45</w:t>
@@ -3087,25 +3096,25 @@
                 <w:rFonts w:ascii="Avenir Next" w:hAnsi="Avenir Next" w:cs="Avenir Next" w:eastAsia="Avenir Next"/>
                 <w:b/>
                 <w:color w:val="003A70"/>
+                <w:sz w:val="22"/>
+                <w:szCs w:val="17"/>
+              </w:rPr>
+              <w:t xml:space="preserve">Step 2</w:t>
+            </w:r>
+            <w:r>
+              <w:rPr>
+                <w:rFonts w:ascii="Avenir Next" w:hAnsi="Avenir Next" w:cs="Avenir Next" w:eastAsia="Avenir Next"/>
+                <w:color w:val="1A1A1A"/>
                 <w:sz w:val="17"/>
                 <w:szCs w:val="17"/>
               </w:rPr>
-              <w:t xml:space="preserve">Step 2</w:t>
-            </w:r>
-            <w:r>
-              <w:rPr>
-                <w:rFonts w:ascii="Avenir Next" w:hAnsi="Avenir Next" w:cs="Avenir Next" w:eastAsia="Avenir Next"/>
-                <w:color w:val="1A1A1A"/>
-                <w:sz w:val="17"/>
-                <w:szCs w:val="17"/>
-              </w:rPr>
               <w:tab/>
             </w:r>
             <w:r>
               <w:rPr>
                 <w:rFonts w:ascii="Avenir Next" w:hAnsi="Avenir Next" w:cs="Avenir Next" w:eastAsia="Avenir Next"/>
                 <w:color w:val="1A1A1A"/>
-                <w:sz w:val="17"/>
+                <w:sz w:val="22"/>
                 <w:szCs w:val="17"/>
               </w:rPr>
               <w:t xml:space="preserve">Unit rate: 45 ÷ 3 = 15, so (1, 15) is on the line</w:t>
@@ -3124,18 +3133,18 @@
                 <w:rFonts w:ascii="Avenir Next" w:hAnsi="Avenir Next" w:cs="Avenir Next" w:eastAsia="Avenir Next"/>
                 <w:b/>
                 <w:color w:val="1A1A1A"/>
+                <w:sz w:val="22"/>
+                <w:szCs w:val="17"/>
+              </w:rPr>
+              <w:t xml:space="preserve">Answer</w:t>
+            </w:r>
+            <w:r>
+              <w:rPr>
+                <w:rFonts w:ascii="Avenir Next" w:hAnsi="Avenir Next" w:cs="Avenir Next" w:eastAsia="Avenir Next"/>
+                <w:color w:val="1A1A1A"/>
                 <w:sz w:val="17"/>
                 <w:szCs w:val="17"/>
               </w:rPr>
-              <w:t xml:space="preserve">Answer</w:t>
-            </w:r>
-            <w:r>
-              <w:rPr>
-                <w:rFonts w:ascii="Avenir Next" w:hAnsi="Avenir Next" w:cs="Avenir Next" w:eastAsia="Avenir Next"/>
-                <w:color w:val="1A1A1A"/>
-                <w:sz w:val="17"/>
-                <w:szCs w:val="17"/>
-              </w:rPr>
               <w:tab/>
             </w:r>
             <w:r>
@@ -3143,7 +3152,7 @@
                 <w:rFonts w:ascii="Avenir Next" w:hAnsi="Avenir Next" w:cs="Avenir Next" w:eastAsia="Avenir Next"/>
                 <w:b/>
                 <w:color w:val="1A1A1A"/>
-                <w:sz w:val="17"/>
+                <w:sz w:val="22"/>
                 <w:szCs w:val="17"/>
               </w:rPr>
               <w:t xml:space="preserve">$15 per hour</w:t>
@@ -3193,6 +3202,7 @@
           </w:tcPr>
           <w:p>
             <w:pPr>
+              <w:pStyle w:val="Heading2"/>
               <w:spacing w:before="0" w:after="40" w:line="264" w:lineRule="auto"/>
             </w:pPr>
             <w:r>
@@ -3216,7 +3226,7 @@
                 <w:rFonts w:ascii="Avenir Next" w:hAnsi="Avenir Next" w:cs="Avenir Next" w:eastAsia="Avenir Next"/>
                 <w:b/>
                 <w:color w:val="1A1A1A"/>
-                <w:sz w:val="21"/>
+                <w:sz w:val="22"/>
                 <w:szCs w:val="21"/>
               </w:rPr>
               <w:t xml:space="preserve">unit rate</w:t>
@@ -3225,7 +3235,7 @@
               <w:rPr>
                 <w:rFonts w:ascii="Avenir Next" w:hAnsi="Avenir Next" w:cs="Avenir Next" w:eastAsia="Avenir Next"/>
                 <w:color w:val="5A5F66"/>
-                <w:sz w:val="21"/>
+                <w:sz w:val="22"/>
                 <w:szCs w:val="21"/>
               </w:rPr>
               <w:t xml:space="preserve"> — </w:t>
@@ -3234,7 +3244,7 @@
               <w:rPr>
                 <w:rFonts w:ascii="Avenir Next" w:hAnsi="Avenir Next" w:cs="Avenir Next" w:eastAsia="Avenir Next"/>
                 <w:color w:val="1A1A1A"/>
-                <w:sz w:val="21"/>
+                <w:sz w:val="22"/>
                 <w:szCs w:val="21"/>
               </w:rPr>
               <w:t xml:space="preserve">the amount for 1</w:t>
@@ -3249,7 +3259,7 @@
                 <w:rFonts w:ascii="Avenir Next" w:hAnsi="Avenir Next" w:cs="Avenir Next" w:eastAsia="Avenir Next"/>
                 <w:b/>
                 <w:color w:val="1A1A1A"/>
-                <w:sz w:val="21"/>
+                <w:sz w:val="22"/>
                 <w:szCs w:val="21"/>
               </w:rPr>
               <w:t xml:space="preserve">point</w:t>
@@ -3258,7 +3268,7 @@
               <w:rPr>
                 <w:rFonts w:ascii="Avenir Next" w:hAnsi="Avenir Next" w:cs="Avenir Next" w:eastAsia="Avenir Next"/>
                 <w:color w:val="5A5F66"/>
-                <w:sz w:val="21"/>
+                <w:sz w:val="22"/>
                 <w:szCs w:val="21"/>
               </w:rPr>
               <w:t xml:space="preserve"> — </w:t>
@@ -3267,7 +3277,7 @@
               <w:rPr>
                 <w:rFonts w:ascii="Avenir Next" w:hAnsi="Avenir Next" w:cs="Avenir Next" w:eastAsia="Avenir Next"/>
                 <w:color w:val="1A1A1A"/>
-                <w:sz w:val="21"/>
+                <w:sz w:val="22"/>
                 <w:szCs w:val="21"/>
               </w:rPr>
               <w:t xml:space="preserve">(x, y): x of one thing goes with y of another</w:t>
@@ -3293,7 +3303,7 @@
                 <w:rFonts w:ascii="Avenir Next" w:hAnsi="Avenir Next" w:cs="Avenir Next" w:eastAsia="Avenir Next"/>
                 <w:b/>
                 <w:color w:val="1A1A1A"/>
-                <w:sz w:val="21"/>
+                <w:sz w:val="22"/>
                 <w:szCs w:val="21"/>
               </w:rPr>
               <w:t xml:space="preserve">on the line</w:t>
@@ -3302,7 +3312,7 @@
               <w:rPr>
                 <w:rFonts w:ascii="Avenir Next" w:hAnsi="Avenir Next" w:cs="Avenir Next" w:eastAsia="Avenir Next"/>
                 <w:color w:val="5A5F66"/>
-                <w:sz w:val="21"/>
+                <w:sz w:val="22"/>
                 <w:szCs w:val="21"/>
               </w:rPr>
               <w:t xml:space="preserve"> — </w:t>
@@ -3311,7 +3321,7 @@
               <w:rPr>
                 <w:rFonts w:ascii="Avenir Next" w:hAnsi="Avenir Next" w:cs="Avenir Next" w:eastAsia="Avenir Next"/>
                 <w:color w:val="1A1A1A"/>
-                <w:sz w:val="21"/>
+                <w:sz w:val="22"/>
                 <w:szCs w:val="21"/>
               </w:rPr>
               <w:t xml:space="preserve">y ÷ x gives the same unit rate</w:t>
@@ -3322,6 +3332,7 @@
     </w:tbl>
     <w:p>
       <w:pPr>
+        <w:pStyle w:val="Heading2"/>
         <w:keepNext/>
         <w:pBdr>
           <w:bottom w:val="single" w:sz="8" w:space="3" w:color="003A70"/>
@@ -3337,7 +3348,7 @@
           <w:b/>
           <w:color w:val="003A70"/>
           <w:spacing w:val="14"/>
-          <w:sz w:val="21"/>
+          <w:sz w:val="22"/>
           <w:szCs w:val="21"/>
         </w:rPr>
         <w:t xml:space="preserve">PRACTICE</w:t>
@@ -3356,7 +3367,7 @@
           <w:rFonts w:ascii="Avenir Next" w:hAnsi="Avenir Next" w:cs="Avenir Next" w:eastAsia="Avenir Next"/>
           <w:i/>
           <w:color w:val="5A5F66"/>
-          <w:sz w:val="17"/>
+          <w:sz w:val="22"/>
           <w:szCs w:val="17"/>
         </w:rPr>
         <w:t xml:space="preserve">show your work · label units</w:t>
@@ -3486,25 +3497,25 @@
                       <w:rFonts w:ascii="Avenir Next" w:hAnsi="Avenir Next" w:cs="Avenir Next" w:eastAsia="Avenir Next"/>
                       <w:b/>
                       <w:color w:val="003A70"/>
+                      <w:sz w:val="22"/>
+                      <w:szCs w:val="18"/>
+                    </w:rPr>
+                    <w:t xml:space="preserve">Step 1</w:t>
+                  </w:r>
+                  <w:r>
+                    <w:rPr>
+                      <w:rFonts w:ascii="Avenir Next" w:hAnsi="Avenir Next" w:cs="Avenir Next" w:eastAsia="Avenir Next"/>
+                      <w:color w:val="1A1A1A"/>
                       <w:sz w:val="18"/>
                       <w:szCs w:val="18"/>
                     </w:rPr>
-                    <w:t xml:space="preserve">Step 1</w:t>
-                  </w:r>
-                  <w:r>
-                    <w:rPr>
-                      <w:rFonts w:ascii="Avenir Next" w:hAnsi="Avenir Next" w:cs="Avenir Next" w:eastAsia="Avenir Next"/>
-                      <w:color w:val="1A1A1A"/>
-                      <w:sz w:val="18"/>
-                      <w:szCs w:val="18"/>
-                    </w:rPr>
                     <w:tab/>
                   </w:r>
                   <w:r>
                     <w:rPr>
                       <w:rFonts w:ascii="Avenir Next" w:hAnsi="Avenir Next" w:cs="Avenir Next" w:eastAsia="Avenir Next"/>
                       <w:color w:val="1A1A1A"/>
-                      <w:sz w:val="21"/>
+                      <w:sz w:val="22"/>
                       <w:szCs w:val="21"/>
                     </w:rPr>
                     <w:t xml:space="preserve">Read the x-axis label and the y-axis label.</w:t>
@@ -3524,25 +3535,25 @@
                       <w:rFonts w:ascii="Avenir Next" w:hAnsi="Avenir Next" w:cs="Avenir Next" w:eastAsia="Avenir Next"/>
                       <w:b/>
                       <w:color w:val="003A70"/>
+                      <w:sz w:val="22"/>
+                      <w:szCs w:val="18"/>
+                    </w:rPr>
+                    <w:t xml:space="preserve">Step 2</w:t>
+                  </w:r>
+                  <w:r>
+                    <w:rPr>
+                      <w:rFonts w:ascii="Avenir Next" w:hAnsi="Avenir Next" w:cs="Avenir Next" w:eastAsia="Avenir Next"/>
+                      <w:color w:val="1A1A1A"/>
                       <w:sz w:val="18"/>
                       <w:szCs w:val="18"/>
                     </w:rPr>
-                    <w:t xml:space="preserve">Step 2</w:t>
-                  </w:r>
-                  <w:r>
-                    <w:rPr>
-                      <w:rFonts w:ascii="Avenir Next" w:hAnsi="Avenir Next" w:cs="Avenir Next" w:eastAsia="Avenir Next"/>
-                      <w:color w:val="1A1A1A"/>
-                      <w:sz w:val="18"/>
-                      <w:szCs w:val="18"/>
-                    </w:rPr>
                     <w:tab/>
                   </w:r>
                   <w:r>
                     <w:rPr>
                       <w:rFonts w:ascii="Avenir Next" w:hAnsi="Avenir Next" w:cs="Avenir Next" w:eastAsia="Avenir Next"/>
                       <w:color w:val="1A1A1A"/>
-                      <w:sz w:val="21"/>
+                      <w:sz w:val="22"/>
                       <w:szCs w:val="21"/>
                     </w:rPr>
                     <w:t xml:space="preserve">Find the point where x = 1. Its y is the unit rate.</w:t>
@@ -3752,7 +3763,7 @@
                     <w:drawing>
                       <wp:inline distT="0" distB="0" distL="0" distR="0">
                         <wp:extent cx="1737360" cy="1204738"/>
-                        <wp:docPr id="2" name="Figure 2"/>
+                        <wp:docPr id="2" name="Figure 2" descr="Coordinate grid. Horizontal axis Hours: 0 to 5, ticks every 1. Vertical axis Miles: 0 to 60, ticks every 12. Points: x: 0; y: 0, x: 1; y: 12, x: 2; y: 24, x: 3; y: 36, x: 4; y: 48. Line: True."/>
                         <a:graphic xmlns:a="http://schemas.openxmlformats.org/drawingml/2006/main">
                           <a:graphicData uri="http://schemas.openxmlformats.org/drawingml/2006/picture">
                             <pic:pic xmlns:pic="http://schemas.openxmlformats.org/drawingml/2006/picture">
@@ -3888,25 +3899,25 @@
                 <w:rFonts w:ascii="Avenir Next" w:hAnsi="Avenir Next" w:cs="Avenir Next" w:eastAsia="Avenir Next"/>
                 <w:b/>
                 <w:color w:val="003A70"/>
+                <w:sz w:val="22"/>
+                <w:szCs w:val="18"/>
+              </w:rPr>
+              <w:t xml:space="preserve">Step 1</w:t>
+            </w:r>
+            <w:r>
+              <w:rPr>
+                <w:rFonts w:ascii="Avenir Next" w:hAnsi="Avenir Next" w:cs="Avenir Next" w:eastAsia="Avenir Next"/>
+                <w:color w:val="1A1A1A"/>
                 <w:sz w:val="18"/>
                 <w:szCs w:val="18"/>
               </w:rPr>
-              <w:t xml:space="preserve">Step 1</w:t>
-            </w:r>
-            <w:r>
-              <w:rPr>
-                <w:rFonts w:ascii="Avenir Next" w:hAnsi="Avenir Next" w:cs="Avenir Next" w:eastAsia="Avenir Next"/>
-                <w:color w:val="1A1A1A"/>
-                <w:sz w:val="18"/>
-                <w:szCs w:val="18"/>
-              </w:rPr>
               <w:tab/>
             </w:r>
             <w:r>
               <w:rPr>
                 <w:rFonts w:ascii="Avenir Next" w:hAnsi="Avenir Next" w:cs="Avenir Next" w:eastAsia="Avenir Next"/>
                 <w:color w:val="1A1A1A"/>
-                <w:sz w:val="21"/>
+                <w:sz w:val="22"/>
                 <w:szCs w:val="21"/>
               </w:rPr>
               <w:t xml:space="preserve">The unit rate is 12 muffins per tray.</w:t>
@@ -3926,25 +3937,25 @@
                 <w:rFonts w:ascii="Avenir Next" w:hAnsi="Avenir Next" w:cs="Avenir Next" w:eastAsia="Avenir Next"/>
                 <w:b/>
                 <w:color w:val="003A70"/>
+                <w:sz w:val="22"/>
+                <w:szCs w:val="18"/>
+              </w:rPr>
+              <w:t xml:space="preserve">Step 2</w:t>
+            </w:r>
+            <w:r>
+              <w:rPr>
+                <w:rFonts w:ascii="Avenir Next" w:hAnsi="Avenir Next" w:cs="Avenir Next" w:eastAsia="Avenir Next"/>
+                <w:color w:val="1A1A1A"/>
                 <w:sz w:val="18"/>
                 <w:szCs w:val="18"/>
               </w:rPr>
-              <w:t xml:space="preserve">Step 2</w:t>
-            </w:r>
-            <w:r>
-              <w:rPr>
-                <w:rFonts w:ascii="Avenir Next" w:hAnsi="Avenir Next" w:cs="Avenir Next" w:eastAsia="Avenir Next"/>
-                <w:color w:val="1A1A1A"/>
-                <w:sz w:val="18"/>
-                <w:szCs w:val="18"/>
-              </w:rPr>
               <w:tab/>
             </w:r>
             <w:r>
               <w:rPr>
                 <w:rFonts w:ascii="Avenir Next" w:hAnsi="Avenir Next" w:cs="Avenir Next" w:eastAsia="Avenir Next"/>
                 <w:color w:val="1A1A1A"/>
-                <w:sz w:val="21"/>
+                <w:sz w:val="22"/>
                 <w:szCs w:val="21"/>
               </w:rPr>
               <w:t xml:space="preserve">To find y, multiply x by 12. To find x, divide y by 12.</w:t>
@@ -4480,25 +4491,25 @@
                 <w:rFonts w:ascii="Avenir Next" w:hAnsi="Avenir Next" w:cs="Avenir Next" w:eastAsia="Avenir Next"/>
                 <w:b/>
                 <w:color w:val="003A70"/>
+                <w:sz w:val="22"/>
+                <w:szCs w:val="18"/>
+              </w:rPr>
+              <w:t xml:space="preserve">Step 1</w:t>
+            </w:r>
+            <w:r>
+              <w:rPr>
+                <w:rFonts w:ascii="Avenir Next" w:hAnsi="Avenir Next" w:cs="Avenir Next" w:eastAsia="Avenir Next"/>
+                <w:color w:val="1A1A1A"/>
                 <w:sz w:val="18"/>
                 <w:szCs w:val="18"/>
               </w:rPr>
-              <w:t xml:space="preserve">Step 1</w:t>
-            </w:r>
-            <w:r>
-              <w:rPr>
-                <w:rFonts w:ascii="Avenir Next" w:hAnsi="Avenir Next" w:cs="Avenir Next" w:eastAsia="Avenir Next"/>
-                <w:color w:val="1A1A1A"/>
-                <w:sz w:val="18"/>
-                <w:szCs w:val="18"/>
-              </w:rPr>
               <w:tab/>
             </w:r>
             <w:r>
               <w:rPr>
                 <w:rFonts w:ascii="Avenir Next" w:hAnsi="Avenir Next" w:cs="Avenir Next" w:eastAsia="Avenir Next"/>
                 <w:color w:val="1A1A1A"/>
-                <w:sz w:val="21"/>
+                <w:sz w:val="22"/>
                 <w:szCs w:val="21"/>
               </w:rPr>
               <w:t xml:space="preserve">Divide 10 by 4 to find the unit rate.</w:t>
@@ -4518,25 +4529,25 @@
                 <w:rFonts w:ascii="Avenir Next" w:hAnsi="Avenir Next" w:cs="Avenir Next" w:eastAsia="Avenir Next"/>
                 <w:b/>
                 <w:color w:val="003A70"/>
+                <w:sz w:val="22"/>
+                <w:szCs w:val="18"/>
+              </w:rPr>
+              <w:t xml:space="preserve">Step 2</w:t>
+            </w:r>
+            <w:r>
+              <w:rPr>
+                <w:rFonts w:ascii="Avenir Next" w:hAnsi="Avenir Next" w:cs="Avenir Next" w:eastAsia="Avenir Next"/>
+                <w:color w:val="1A1A1A"/>
                 <w:sz w:val="18"/>
                 <w:szCs w:val="18"/>
               </w:rPr>
-              <w:t xml:space="preserve">Step 2</w:t>
-            </w:r>
-            <w:r>
-              <w:rPr>
-                <w:rFonts w:ascii="Avenir Next" w:hAnsi="Avenir Next" w:cs="Avenir Next" w:eastAsia="Avenir Next"/>
-                <w:color w:val="1A1A1A"/>
-                <w:sz w:val="18"/>
-                <w:szCs w:val="18"/>
-              </w:rPr>
               <w:tab/>
             </w:r>
             <w:r>
               <w:rPr>
                 <w:rFonts w:ascii="Avenir Next" w:hAnsi="Avenir Next" w:cs="Avenir Next" w:eastAsia="Avenir Next"/>
                 <w:color w:val="1A1A1A"/>
-                <w:sz w:val="21"/>
+                <w:sz w:val="22"/>
                 <w:szCs w:val="21"/>
               </w:rPr>
               <w:t xml:space="preserve">For each point, divide y by x. Does it match?</w:t>
@@ -4770,7 +4781,7 @@
                 <w:rFonts w:ascii="Avenir Next" w:hAnsi="Avenir Next" w:cs="Avenir Next" w:eastAsia="Avenir Next"/>
                 <w:b/>
                 <w:color w:val="003A70"/>
-                <w:sz w:val="17"/>
+                <w:sz w:val="22"/>
                 <w:szCs w:val="17"/>
               </w:rPr>
               <w:t xml:space="preserve">Frame  </w:t>
@@ -4780,7 +4791,7 @@
                 <w:rFonts w:ascii="Avenir Next" w:hAnsi="Avenir Next" w:cs="Avenir Next" w:eastAsia="Avenir Next"/>
                 <w:i/>
                 <w:color w:val="1A1A1A"/>
-                <w:sz w:val="18"/>
+                <w:sz w:val="22"/>
                 <w:szCs w:val="18"/>
               </w:rPr>
               <w:t xml:space="preserve">Omar is wrong because x stands for </w:t>
@@ -4800,7 +4811,7 @@
                 <w:rFonts w:ascii="Avenir Next" w:hAnsi="Avenir Next" w:cs="Avenir Next" w:eastAsia="Avenir Next"/>
                 <w:i/>
                 <w:color w:val="1A1A1A"/>
-                <w:sz w:val="18"/>
+                <w:sz w:val="22"/>
                 <w:szCs w:val="18"/>
               </w:rPr>
               <w:t xml:space="preserve">, so (3, 12) means </w:t>
@@ -4820,7 +4831,7 @@
                 <w:rFonts w:ascii="Avenir Next" w:hAnsi="Avenir Next" w:cs="Avenir Next" w:eastAsia="Avenir Next"/>
                 <w:i/>
                 <w:color w:val="1A1A1A"/>
-                <w:sz w:val="18"/>
+                <w:sz w:val="22"/>
                 <w:szCs w:val="18"/>
               </w:rPr>
               <w:t xml:space="preserve">.</w:t>
@@ -4907,6 +4918,7 @@
     </w:p>
     <w:p>
       <w:pPr>
+        <w:pStyle w:val="Heading2"/>
         <w:keepNext/>
         <w:pBdr>
           <w:bottom w:val="single" w:sz="8" w:space="3" w:color="003A70"/>
@@ -4922,7 +4934,7 @@
           <w:b/>
           <w:color w:val="003A70"/>
           <w:spacing w:val="14"/>
-          <w:sz w:val="21"/>
+          <w:sz w:val="22"/>
           <w:szCs w:val="21"/>
         </w:rPr>
         <w:t xml:space="preserve">TEST PRACTICE</w:t>
@@ -4941,7 +4953,7 @@
           <w:rFonts w:ascii="Avenir Next" w:hAnsi="Avenir Next" w:cs="Avenir Next" w:eastAsia="Avenir Next"/>
           <w:i/>
           <w:color w:val="5A5F66"/>
-          <w:sz w:val="17"/>
+          <w:sz w:val="22"/>
           <w:szCs w:val="17"/>
         </w:rPr>
         <w:t xml:space="preserve">choose the best answer</w:t>
@@ -5073,25 +5085,25 @@
                       <w:rFonts w:ascii="Avenir Next" w:hAnsi="Avenir Next" w:cs="Avenir Next" w:eastAsia="Avenir Next"/>
                       <w:b/>
                       <w:color w:val="003A70"/>
+                      <w:sz w:val="22"/>
+                      <w:szCs w:val="21"/>
+                    </w:rPr>
+                    <w:t xml:space="preserve">A</w:t>
+                  </w:r>
+                  <w:r>
+                    <w:rPr>
+                      <w:rFonts w:ascii="Avenir Next" w:hAnsi="Avenir Next" w:cs="Avenir Next" w:eastAsia="Avenir Next"/>
+                      <w:color w:val="1A1A1A"/>
                       <w:sz w:val="21"/>
                       <w:szCs w:val="21"/>
                     </w:rPr>
-                    <w:t xml:space="preserve">A</w:t>
-                  </w:r>
-                  <w:r>
-                    <w:rPr>
-                      <w:rFonts w:ascii="Avenir Next" w:hAnsi="Avenir Next" w:cs="Avenir Next" w:eastAsia="Avenir Next"/>
-                      <w:color w:val="1A1A1A"/>
-                      <w:sz w:val="21"/>
-                      <w:szCs w:val="21"/>
-                    </w:rPr>
                     <w:tab/>
                   </w:r>
                   <w:r>
                     <w:rPr>
                       <w:rFonts w:ascii="Avenir Next" w:hAnsi="Avenir Next" w:cs="Avenir Next" w:eastAsia="Avenir Next"/>
                       <w:color w:val="1A1A1A"/>
-                      <w:sz w:val="21"/>
+                      <w:sz w:val="22"/>
                       <w:szCs w:val="21"/>
                     </w:rPr>
                     <w:t xml:space="preserve">(1, 8)</w:t>
@@ -5116,25 +5128,25 @@
                       <w:rFonts w:ascii="Avenir Next" w:hAnsi="Avenir Next" w:cs="Avenir Next" w:eastAsia="Avenir Next"/>
                       <w:b/>
                       <w:color w:val="003A70"/>
+                      <w:sz w:val="22"/>
+                      <w:szCs w:val="21"/>
+                    </w:rPr>
+                    <w:t xml:space="preserve">B</w:t>
+                  </w:r>
+                  <w:r>
+                    <w:rPr>
+                      <w:rFonts w:ascii="Avenir Next" w:hAnsi="Avenir Next" w:cs="Avenir Next" w:eastAsia="Avenir Next"/>
+                      <w:color w:val="1A1A1A"/>
                       <w:sz w:val="21"/>
                       <w:szCs w:val="21"/>
                     </w:rPr>
-                    <w:t xml:space="preserve">B</w:t>
-                  </w:r>
-                  <w:r>
-                    <w:rPr>
-                      <w:rFonts w:ascii="Avenir Next" w:hAnsi="Avenir Next" w:cs="Avenir Next" w:eastAsia="Avenir Next"/>
-                      <w:color w:val="1A1A1A"/>
-                      <w:sz w:val="21"/>
-                      <w:szCs w:val="21"/>
-                    </w:rPr>
                     <w:tab/>
                   </w:r>
                   <w:r>
                     <w:rPr>
                       <w:rFonts w:ascii="Avenir Next" w:hAnsi="Avenir Next" w:cs="Avenir Next" w:eastAsia="Avenir Next"/>
                       <w:color w:val="1A1A1A"/>
-                      <w:sz w:val="21"/>
+                      <w:sz w:val="22"/>
                       <w:szCs w:val="21"/>
                     </w:rPr>
                     <w:t xml:space="preserve">(6, 41)</w:t>
@@ -5159,25 +5171,25 @@
                       <w:rFonts w:ascii="Avenir Next" w:hAnsi="Avenir Next" w:cs="Avenir Next" w:eastAsia="Avenir Next"/>
                       <w:b/>
                       <w:color w:val="003A70"/>
+                      <w:sz w:val="22"/>
+                      <w:szCs w:val="21"/>
+                    </w:rPr>
+                    <w:t xml:space="preserve">C</w:t>
+                  </w:r>
+                  <w:r>
+                    <w:rPr>
+                      <w:rFonts w:ascii="Avenir Next" w:hAnsi="Avenir Next" w:cs="Avenir Next" w:eastAsia="Avenir Next"/>
+                      <w:color w:val="1A1A1A"/>
                       <w:sz w:val="21"/>
                       <w:szCs w:val="21"/>
                     </w:rPr>
-                    <w:t xml:space="preserve">C</w:t>
-                  </w:r>
-                  <w:r>
-                    <w:rPr>
-                      <w:rFonts w:ascii="Avenir Next" w:hAnsi="Avenir Next" w:cs="Avenir Next" w:eastAsia="Avenir Next"/>
-                      <w:color w:val="1A1A1A"/>
-                      <w:sz w:val="21"/>
-                      <w:szCs w:val="21"/>
-                    </w:rPr>
                     <w:tab/>
                   </w:r>
                   <w:r>
                     <w:rPr>
                       <w:rFonts w:ascii="Avenir Next" w:hAnsi="Avenir Next" w:cs="Avenir Next" w:eastAsia="Avenir Next"/>
                       <w:color w:val="1A1A1A"/>
-                      <w:sz w:val="21"/>
+                      <w:sz w:val="22"/>
                       <w:szCs w:val="21"/>
                     </w:rPr>
                     <w:t xml:space="preserve">(8, 5)</w:t>
@@ -5202,25 +5214,25 @@
                       <w:rFonts w:ascii="Avenir Next" w:hAnsi="Avenir Next" w:cs="Avenir Next" w:eastAsia="Avenir Next"/>
                       <w:b/>
                       <w:color w:val="003A70"/>
+                      <w:sz w:val="22"/>
+                      <w:szCs w:val="21"/>
+                    </w:rPr>
+                    <w:t xml:space="preserve">D</w:t>
+                  </w:r>
+                  <w:r>
+                    <w:rPr>
+                      <w:rFonts w:ascii="Avenir Next" w:hAnsi="Avenir Next" w:cs="Avenir Next" w:eastAsia="Avenir Next"/>
+                      <w:color w:val="1A1A1A"/>
                       <w:sz w:val="21"/>
                       <w:szCs w:val="21"/>
                     </w:rPr>
-                    <w:t xml:space="preserve">D</w:t>
-                  </w:r>
-                  <w:r>
-                    <w:rPr>
-                      <w:rFonts w:ascii="Avenir Next" w:hAnsi="Avenir Next" w:cs="Avenir Next" w:eastAsia="Avenir Next"/>
-                      <w:color w:val="1A1A1A"/>
-                      <w:sz w:val="21"/>
-                      <w:szCs w:val="21"/>
-                    </w:rPr>
                     <w:tab/>
                   </w:r>
                   <w:r>
                     <w:rPr>
                       <w:rFonts w:ascii="Avenir Next" w:hAnsi="Avenir Next" w:cs="Avenir Next" w:eastAsia="Avenir Next"/>
                       <w:color w:val="1A1A1A"/>
-                      <w:sz w:val="21"/>
+                      <w:sz w:val="22"/>
                       <w:szCs w:val="21"/>
                     </w:rPr>
                     <w:t xml:space="preserve">(10, 45)</w:t>
@@ -5368,25 +5380,25 @@
                       <w:rFonts w:ascii="Avenir Next" w:hAnsi="Avenir Next" w:cs="Avenir Next" w:eastAsia="Avenir Next"/>
                       <w:b/>
                       <w:color w:val="003A70"/>
+                      <w:sz w:val="22"/>
+                      <w:szCs w:val="21"/>
+                    </w:rPr>
+                    <w:t xml:space="preserve">A</w:t>
+                  </w:r>
+                  <w:r>
+                    <w:rPr>
+                      <w:rFonts w:ascii="Avenir Next" w:hAnsi="Avenir Next" w:cs="Avenir Next" w:eastAsia="Avenir Next"/>
+                      <w:color w:val="1A1A1A"/>
                       <w:sz w:val="21"/>
                       <w:szCs w:val="21"/>
                     </w:rPr>
-                    <w:t xml:space="preserve">A</w:t>
-                  </w:r>
-                  <w:r>
-                    <w:rPr>
-                      <w:rFonts w:ascii="Avenir Next" w:hAnsi="Avenir Next" w:cs="Avenir Next" w:eastAsia="Avenir Next"/>
-                      <w:color w:val="1A1A1A"/>
-                      <w:sz w:val="21"/>
-                      <w:szCs w:val="21"/>
-                    </w:rPr>
                     <w:tab/>
                   </w:r>
                   <w:r>
                     <w:rPr>
                       <w:rFonts w:ascii="Avenir Next" w:hAnsi="Avenir Next" w:cs="Avenir Next" w:eastAsia="Avenir Next"/>
                       <w:color w:val="1A1A1A"/>
-                      <w:sz w:val="21"/>
+                      <w:sz w:val="22"/>
                       <w:szCs w:val="21"/>
                     </w:rPr>
                     <w:t xml:space="preserve">$9 per hour</w:t>
@@ -5411,25 +5423,25 @@
                       <w:rFonts w:ascii="Avenir Next" w:hAnsi="Avenir Next" w:cs="Avenir Next" w:eastAsia="Avenir Next"/>
                       <w:b/>
                       <w:color w:val="003A70"/>
+                      <w:sz w:val="22"/>
+                      <w:szCs w:val="21"/>
+                    </w:rPr>
+                    <w:t xml:space="preserve">B</w:t>
+                  </w:r>
+                  <w:r>
+                    <w:rPr>
+                      <w:rFonts w:ascii="Avenir Next" w:hAnsi="Avenir Next" w:cs="Avenir Next" w:eastAsia="Avenir Next"/>
+                      <w:color w:val="1A1A1A"/>
                       <w:sz w:val="21"/>
                       <w:szCs w:val="21"/>
                     </w:rPr>
-                    <w:t xml:space="preserve">B</w:t>
-                  </w:r>
-                  <w:r>
-                    <w:rPr>
-                      <w:rFonts w:ascii="Avenir Next" w:hAnsi="Avenir Next" w:cs="Avenir Next" w:eastAsia="Avenir Next"/>
-                      <w:color w:val="1A1A1A"/>
-                      <w:sz w:val="21"/>
-                      <w:szCs w:val="21"/>
-                    </w:rPr>
                     <w:tab/>
                   </w:r>
                   <w:r>
                     <w:rPr>
                       <w:rFonts w:ascii="Avenir Next" w:hAnsi="Avenir Next" w:cs="Avenir Next" w:eastAsia="Avenir Next"/>
                       <w:color w:val="1A1A1A"/>
-                      <w:sz w:val="21"/>
+                      <w:sz w:val="22"/>
                       <w:szCs w:val="21"/>
                     </w:rPr>
                     <w:t xml:space="preserve">9 hours for $1</w:t>
@@ -5454,25 +5466,25 @@
                       <w:rFonts w:ascii="Avenir Next" w:hAnsi="Avenir Next" w:cs="Avenir Next" w:eastAsia="Avenir Next"/>
                       <w:b/>
                       <w:color w:val="003A70"/>
+                      <w:sz w:val="22"/>
+                      <w:szCs w:val="21"/>
+                    </w:rPr>
+                    <w:t xml:space="preserve">C</w:t>
+                  </w:r>
+                  <w:r>
+                    <w:rPr>
+                      <w:rFonts w:ascii="Avenir Next" w:hAnsi="Avenir Next" w:cs="Avenir Next" w:eastAsia="Avenir Next"/>
+                      <w:color w:val="1A1A1A"/>
                       <w:sz w:val="21"/>
                       <w:szCs w:val="21"/>
                     </w:rPr>
-                    <w:t xml:space="preserve">C</w:t>
-                  </w:r>
-                  <w:r>
-                    <w:rPr>
-                      <w:rFonts w:ascii="Avenir Next" w:hAnsi="Avenir Next" w:cs="Avenir Next" w:eastAsia="Avenir Next"/>
-                      <w:color w:val="1A1A1A"/>
-                      <w:sz w:val="21"/>
-                      <w:szCs w:val="21"/>
-                    </w:rPr>
                     <w:tab/>
                   </w:r>
                   <w:r>
                     <w:rPr>
                       <w:rFonts w:ascii="Avenir Next" w:hAnsi="Avenir Next" w:cs="Avenir Next" w:eastAsia="Avenir Next"/>
                       <w:color w:val="1A1A1A"/>
-                      <w:sz w:val="21"/>
+                      <w:sz w:val="22"/>
                       <w:szCs w:val="21"/>
                     </w:rPr>
                     <w:t xml:space="preserve">$18 in 1 hour</w:t>
@@ -5497,25 +5509,25 @@
                       <w:rFonts w:ascii="Avenir Next" w:hAnsi="Avenir Next" w:cs="Avenir Next" w:eastAsia="Avenir Next"/>
                       <w:b/>
                       <w:color w:val="003A70"/>
+                      <w:sz w:val="22"/>
+                      <w:szCs w:val="21"/>
+                    </w:rPr>
+                    <w:t xml:space="preserve">D</w:t>
+                  </w:r>
+                  <w:r>
+                    <w:rPr>
+                      <w:rFonts w:ascii="Avenir Next" w:hAnsi="Avenir Next" w:cs="Avenir Next" w:eastAsia="Avenir Next"/>
+                      <w:color w:val="1A1A1A"/>
                       <w:sz w:val="21"/>
                       <w:szCs w:val="21"/>
                     </w:rPr>
-                    <w:t xml:space="preserve">D</w:t>
-                  </w:r>
-                  <w:r>
-                    <w:rPr>
-                      <w:rFonts w:ascii="Avenir Next" w:hAnsi="Avenir Next" w:cs="Avenir Next" w:eastAsia="Avenir Next"/>
-                      <w:color w:val="1A1A1A"/>
-                      <w:sz w:val="21"/>
-                      <w:szCs w:val="21"/>
-                    </w:rPr>
                     <w:tab/>
                   </w:r>
                   <w:r>
                     <w:rPr>
                       <w:rFonts w:ascii="Avenir Next" w:hAnsi="Avenir Next" w:cs="Avenir Next" w:eastAsia="Avenir Next"/>
                       <w:color w:val="1A1A1A"/>
-                      <w:sz w:val="21"/>
+                      <w:sz w:val="22"/>
                       <w:szCs w:val="21"/>
                     </w:rPr>
                     <w:t xml:space="preserve">$2 per hour</w:t>
@@ -5581,6 +5593,7 @@
           </w:tcPr>
           <w:p>
             <w:pPr>
+              <w:pStyle w:val="Heading2"/>
               <w:spacing w:before="0" w:after="0" w:line="240" w:lineRule="auto"/>
             </w:pPr>
             <w:r>
@@ -5618,7 +5631,7 @@
               <w:rPr>
                 <w:rFonts w:ascii="Avenir Next" w:hAnsi="Avenir Next" w:cs="Avenir Next" w:eastAsia="Avenir Next"/>
                 <w:color w:val="1A1A1A"/>
-                <w:sz w:val="17"/>
+                <w:sz w:val="22"/>
                 <w:szCs w:val="17"/>
               </w:rPr>
               <w:t xml:space="preserve">  I can do this on my own</w:t>
@@ -5647,7 +5660,7 @@
               <w:rPr>
                 <w:rFonts w:ascii="Avenir Next" w:hAnsi="Avenir Next" w:cs="Avenir Next" w:eastAsia="Avenir Next"/>
                 <w:color w:val="1A1A1A"/>
-                <w:sz w:val="17"/>
+                <w:sz w:val="22"/>
                 <w:szCs w:val="17"/>
               </w:rPr>
               <w:t xml:space="preserve">  I need a little help</w:t>
@@ -5676,7 +5689,7 @@
               <w:rPr>
                 <w:rFonts w:ascii="Avenir Next" w:hAnsi="Avenir Next" w:cs="Avenir Next" w:eastAsia="Avenir Next"/>
                 <w:color w:val="1A1A1A"/>
-                <w:sz w:val="17"/>
+                <w:sz w:val="22"/>
                 <w:szCs w:val="17"/>
               </w:rPr>
               <w:t xml:space="preserve">  I have a question about #</w:t>
@@ -5714,7 +5727,7 @@
         <w:rPr>
           <w:rFonts w:ascii="Avenir Next" w:hAnsi="Avenir Next" w:cs="Avenir Next" w:eastAsia="Avenir Next"/>
           <w:color w:val="5A5F66"/>
-          <w:sz w:val="17"/>
+          <w:sz w:val="22"/>
           <w:szCs w:val="17"/>
         </w:rPr>
         <w:t xml:space="preserve">Tell someone at home what (1, 9) means on a graph of hours and dollars.</w:t>
@@ -5808,7 +5821,106 @@
               <w:sz w:val="15"/>
               <w:szCs w:val="15"/>
             </w:rPr>
-            <w:t xml:space="preserve">Lesson 3-4  ·  Homework Packet  ·  Level 1</w:t>
+            <w:t xml:space="preserve">3-4 · Page </w:t>
+          </w:r>
+          <w:r>
+            <w:rPr>
+              <w:rFonts w:ascii="Avenir Next" w:hAnsi="Avenir Next" w:cs="Avenir Next" w:eastAsia="Avenir Next"/>
+              <w:color w:val="5A5F66"/>
+              <w:sz w:val="15"/>
+              <w:szCs w:val="15"/>
+            </w:rPr>
+            <w:fldChar w:fldCharType="begin"/>
+          </w:r>
+          <w:r>
+            <w:rPr>
+              <w:rFonts w:ascii="Avenir Next" w:hAnsi="Avenir Next" w:cs="Avenir Next" w:eastAsia="Avenir Next"/>
+              <w:color w:val="5A5F66"/>
+              <w:sz w:val="15"/>
+              <w:szCs w:val="15"/>
+            </w:rPr>
+            <w:instrText xml:space="preserve"> PAGE </w:instrText>
+          </w:r>
+          <w:r>
+            <w:rPr>
+              <w:rFonts w:ascii="Avenir Next" w:hAnsi="Avenir Next" w:cs="Avenir Next" w:eastAsia="Avenir Next"/>
+              <w:color w:val="5A5F66"/>
+              <w:sz w:val="15"/>
+              <w:szCs w:val="15"/>
+            </w:rPr>
+            <w:fldChar w:fldCharType="separate"/>
+          </w:r>
+          <w:r>
+            <w:rPr>
+              <w:rFonts w:ascii="Avenir Next" w:hAnsi="Avenir Next" w:cs="Avenir Next" w:eastAsia="Avenir Next"/>
+              <w:color w:val="5A5F66"/>
+              <w:sz w:val="15"/>
+              <w:szCs w:val="15"/>
+            </w:rPr>
+            <w:t xml:space="preserve">1</w:t>
+          </w:r>
+          <w:r>
+            <w:rPr>
+              <w:rFonts w:ascii="Avenir Next" w:hAnsi="Avenir Next" w:cs="Avenir Next" w:eastAsia="Avenir Next"/>
+              <w:color w:val="5A5F66"/>
+              <w:sz w:val="15"/>
+              <w:szCs w:val="15"/>
+            </w:rPr>
+            <w:fldChar w:fldCharType="end"/>
+          </w:r>
+          <w:r>
+            <w:rPr>
+              <w:rFonts w:ascii="Avenir Next" w:hAnsi="Avenir Next" w:cs="Avenir Next" w:eastAsia="Avenir Next"/>
+              <w:color w:val="5A5F66"/>
+              <w:sz w:val="15"/>
+              <w:szCs w:val="15"/>
+            </w:rPr>
+            <w:t xml:space="preserve"> of </w:t>
+          </w:r>
+          <w:r>
+            <w:rPr>
+              <w:rFonts w:ascii="Avenir Next" w:hAnsi="Avenir Next" w:cs="Avenir Next" w:eastAsia="Avenir Next"/>
+              <w:color w:val="5A5F66"/>
+              <w:sz w:val="15"/>
+              <w:szCs w:val="15"/>
+            </w:rPr>
+            <w:fldChar w:fldCharType="begin"/>
+          </w:r>
+          <w:r>
+            <w:rPr>
+              <w:rFonts w:ascii="Avenir Next" w:hAnsi="Avenir Next" w:cs="Avenir Next" w:eastAsia="Avenir Next"/>
+              <w:color w:val="5A5F66"/>
+              <w:sz w:val="15"/>
+              <w:szCs w:val="15"/>
+            </w:rPr>
+            <w:instrText xml:space="preserve"> NUMPAGES </w:instrText>
+          </w:r>
+          <w:r>
+            <w:rPr>
+              <w:rFonts w:ascii="Avenir Next" w:hAnsi="Avenir Next" w:cs="Avenir Next" w:eastAsia="Avenir Next"/>
+              <w:color w:val="5A5F66"/>
+              <w:sz w:val="15"/>
+              <w:szCs w:val="15"/>
+            </w:rPr>
+            <w:fldChar w:fldCharType="separate"/>
+          </w:r>
+          <w:r>
+            <w:rPr>
+              <w:rFonts w:ascii="Avenir Next" w:hAnsi="Avenir Next" w:cs="Avenir Next" w:eastAsia="Avenir Next"/>
+              <w:color w:val="5A5F66"/>
+              <w:sz w:val="15"/>
+              <w:szCs w:val="15"/>
+            </w:rPr>
+            <w:t xml:space="preserve">1</w:t>
+          </w:r>
+          <w:r>
+            <w:rPr>
+              <w:rFonts w:ascii="Avenir Next" w:hAnsi="Avenir Next" w:cs="Avenir Next" w:eastAsia="Avenir Next"/>
+              <w:color w:val="5A5F66"/>
+              <w:sz w:val="15"/>
+              <w:szCs w:val="15"/>
+            </w:rPr>
+            <w:fldChar w:fldCharType="end"/>
           </w:r>
         </w:p>
       </w:tc>
@@ -5851,5 +5963,23 @@
       </w:tblCellMar>
     </w:tblPr>
   </w:style>
+  <w:style w:type="paragraph" w:styleId="Heading1">
+    <w:name w:val="heading 1"/>
+    <w:basedOn w:val="Normal"/>
+    <w:pPr>
+      <w:outlineLvl w:val="0"/>
+      <w:keepNext w:val="0"/>
+      <w:keepLines w:val="0"/>
+    </w:pPr>
+  </w:style>
+  <w:style w:type="paragraph" w:styleId="Heading2">
+    <w:name w:val="heading 2"/>
+    <w:basedOn w:val="Normal"/>
+    <w:pPr>
+      <w:outlineLvl w:val="1"/>
+      <w:keepNext w:val="0"/>
+      <w:keepLines w:val="0"/>
+    </w:pPr>
+  </w:style>
 </w:styles>
 </file>